--- a/runs/F2_08122026/F2_TOP_STORIES_08122026_BIBLE_updated.docx
+++ b/runs/F2_08122026/F2_TOP_STORIES_08122026_BIBLE_updated.docx
@@ -1819,61 +1819,61 @@
           <w:color w:val="000000"/>
           <w:sz w:val="36"/>
         </w:rPr>
-        <w:t>-A REPORTER ASKED HER TO PROVE HOW FAST A VOICE CAN BE STOLEN.</w:t>
-      </w:r>
-    </w:p>
-    <w:p>
-      <w:pPr>
-        <w:spacing w:lineRule="auto" w:line="276" w:before="0" w:after="0"/>
-      </w:pPr>
-      <w:r>
-        <w:rPr>
-          <w:rFonts w:ascii="Arial" w:hAnsi="Arial" w:cs="Arial" w:eastAsia="Arial"/>
-          <w:b w:val="0"/>
-          <w:color w:val="000000"/>
-          <w:sz w:val="36"/>
-        </w:rPr>
-      </w:r>
-    </w:p>
-    <w:p>
-      <w:pPr>
-        <w:spacing w:lineRule="auto" w:line="276" w:before="0" w:after="0"/>
-      </w:pPr>
-      <w:r>
-        <w:rPr>
-          <w:rFonts w:ascii="Arial" w:hAnsi="Arial" w:cs="Arial" w:eastAsia="Arial"/>
-          <w:b w:val="0"/>
-          <w:color w:val="000000"/>
-          <w:sz w:val="36"/>
-        </w:rPr>
-        <w:t>-SO SHE TOOK A FEW SECONDS OF THAT REPORTER'S OWN VOICE.</w:t>
-      </w:r>
-    </w:p>
-    <w:p>
-      <w:pPr>
-        <w:spacing w:lineRule="auto" w:line="276" w:before="0" w:after="0"/>
-      </w:pPr>
-      <w:r>
-        <w:rPr>
-          <w:rFonts w:ascii="Arial" w:hAnsi="Arial" w:cs="Arial" w:eastAsia="Arial"/>
-          <w:b w:val="0"/>
-          <w:color w:val="000000"/>
-          <w:sz w:val="36"/>
-        </w:rPr>
-      </w:r>
-    </w:p>
-    <w:p>
-      <w:pPr>
-        <w:spacing w:lineRule="auto" w:line="276" w:before="0" w:after="0"/>
-      </w:pPr>
-      <w:r>
-        <w:rPr>
-          <w:rFonts w:ascii="Arial" w:hAnsi="Arial" w:cs="Arial" w:eastAsia="Arial"/>
-          <w:b w:val="0"/>
-          <w:color w:val="000000"/>
-          <w:sz w:val="36"/>
-        </w:rPr>
-        <w:t>-THEN SHE MADE HIS VOICE SAY WHATEVER SHE WANTED IT TO SAY.</w:t>
+        <w:t xml:space="preserve">-FIRST ALERT 4'S LAUREN TRAGER ASKED HER TO PROVE HOW FAST A VOICE CAN BE STOLEN.</w:t>
+      </w:r>
+    </w:p>
+    <w:p>
+      <w:pPr>
+        <w:spacing w:lineRule="auto" w:line="276" w:before="0" w:after="0"/>
+      </w:pPr>
+      <w:r>
+        <w:rPr>
+          <w:rFonts w:ascii="Arial" w:hAnsi="Arial" w:cs="Arial" w:eastAsia="Arial"/>
+          <w:b w:val="0"/>
+          <w:color w:val="000000"/>
+          <w:sz w:val="36"/>
+        </w:rPr>
+      </w:r>
+    </w:p>
+    <w:p>
+      <w:pPr>
+        <w:spacing w:lineRule="auto" w:line="276" w:before="0" w:after="0"/>
+      </w:pPr>
+      <w:r>
+        <w:rPr>
+          <w:rFonts w:ascii="Arial" w:hAnsi="Arial" w:cs="Arial" w:eastAsia="Arial"/>
+          <w:b w:val="0"/>
+          <w:color w:val="000000"/>
+          <w:sz w:val="36"/>
+        </w:rPr>
+        <w:t xml:space="preserve">-SO SHE TOOK A FEW SECONDS OF LAUREN'S OWN VOICE.</w:t>
+      </w:r>
+    </w:p>
+    <w:p>
+      <w:pPr>
+        <w:spacing w:lineRule="auto" w:line="276" w:before="0" w:after="0"/>
+      </w:pPr>
+      <w:r>
+        <w:rPr>
+          <w:rFonts w:ascii="Arial" w:hAnsi="Arial" w:cs="Arial" w:eastAsia="Arial"/>
+          <w:b w:val="0"/>
+          <w:color w:val="000000"/>
+          <w:sz w:val="36"/>
+        </w:rPr>
+      </w:r>
+    </w:p>
+    <w:p>
+      <w:pPr>
+        <w:spacing w:lineRule="auto" w:line="276" w:before="0" w:after="0"/>
+      </w:pPr>
+      <w:r>
+        <w:rPr>
+          <w:rFonts w:ascii="Arial" w:hAnsi="Arial" w:cs="Arial" w:eastAsia="Arial"/>
+          <w:b w:val="0"/>
+          <w:color w:val="000000"/>
+          <w:sz w:val="36"/>
+        </w:rPr>
+        <w:t xml:space="preserve">-THEN SHE MADE LAUREN'S VOICE SAY WHATEVER SHE WANTED IT TO SAY.</w:t>
       </w:r>
     </w:p>
     <w:p>
@@ -1927,7 +1927,7 @@
           <w:color w:val="000000"/>
           <w:sz w:val="36"/>
         </w:rPr>
-        <w:t>-WATCH HER SHOW YOU HOW FAST IT HAPPENS... AND WATCH HIS FACE.</w:t>
+        <w:t xml:space="preserve">-WATCH HER SHOW YOU HOW FAST IT HAPPENS... AND WATCH LAUREN'S FACE.</w:t>
       </w:r>
     </w:p>
     <w:p>
@@ -2698,61 +2698,7 @@
           <w:color w:val="000000"/>
           <w:sz w:val="36"/>
         </w:rPr>
-        <w:t xml:space="preserve">-HE DEMANDED </w:t>
-      </w:r>
-      <w:r>
-        <w:rPr>
-          <w:rFonts w:ascii="Arial" w:hAnsi="Arial" w:cs="Arial" w:eastAsia="Arial"/>
-          <w:b/>
-          <w:color w:val="000000"/>
-          <w:sz w:val="36"/>
-        </w:rPr>
-        <w:t>20,000 DOLLARS</w:t>
-      </w:r>
-      <w:r>
-        <w:rPr>
-          <w:rFonts w:ascii="Arial" w:hAnsi="Arial" w:cs="Arial" w:eastAsia="Arial"/>
-          <w:b w:val="0"/>
-          <w:color w:val="000000"/>
-          <w:sz w:val="36"/>
-        </w:rPr>
-        <w:t xml:space="preserve">. SHE FOLLOWED ORDERS FOR </w:t>
-      </w:r>
-      <w:r>
-        <w:rPr>
-          <w:rFonts w:ascii="Arial" w:hAnsi="Arial" w:cs="Arial" w:eastAsia="Arial"/>
-          <w:b/>
-          <w:color w:val="000000"/>
-          <w:sz w:val="36"/>
-        </w:rPr>
-        <w:t>FIVE HOURS</w:t>
-      </w:r>
-      <w:r>
-        <w:rPr>
-          <w:rFonts w:ascii="Arial" w:hAnsi="Arial" w:cs="Arial" w:eastAsia="Arial"/>
-          <w:b w:val="0"/>
-          <w:color w:val="000000"/>
-          <w:sz w:val="36"/>
-        </w:rPr>
-        <w:t xml:space="preserve"> AND LOST OVER </w:t>
-      </w:r>
-      <w:r>
-        <w:rPr>
-          <w:rFonts w:ascii="Arial" w:hAnsi="Arial" w:cs="Arial" w:eastAsia="Arial"/>
-          <w:b/>
-          <w:color w:val="000000"/>
-          <w:sz w:val="36"/>
-        </w:rPr>
-        <w:t>5,000</w:t>
-      </w:r>
-      <w:r>
-        <w:rPr>
-          <w:rFonts w:ascii="Arial" w:hAnsi="Arial" w:cs="Arial" w:eastAsia="Arial"/>
-          <w:b w:val="0"/>
-          <w:color w:val="000000"/>
-          <w:sz w:val="36"/>
-        </w:rPr>
-        <w:t>.</w:t>
+        <w:t xml:space="preserve">-HE GAVE HER ORDERS AND SHE FOLLOWED THEM FOR FIVE HOURS... WIRING 5,400 DOLLARS TO MEXICO.</w:t>
       </w:r>
     </w:p>
     <w:p>
@@ -3055,178 +3001,142 @@
           <w:color w:val="000000"/>
           <w:sz w:val="36"/>
         </w:rPr>
-        <w:t>-</w:t>
-      </w:r>
-      <w:r>
-        <w:rPr>
-          <w:rFonts w:ascii="Arial" w:hAnsi="Arial" w:cs="Arial" w:eastAsia="Arial"/>
-          <w:b/>
-          <w:color w:val="000000"/>
-          <w:sz w:val="36"/>
-        </w:rPr>
-        <w:t>ERIN WEST</w:t>
-      </w:r>
-      <w:r>
-        <w:rPr>
-          <w:rFonts w:ascii="Arial" w:hAnsi="Arial" w:cs="Arial" w:eastAsia="Arial"/>
-          <w:b w:val="0"/>
-          <w:color w:val="000000"/>
-          <w:sz w:val="36"/>
-        </w:rPr>
-        <w:t xml:space="preserve"> RUNS AN ORGANIZATION CALLED </w:t>
-      </w:r>
-      <w:r>
-        <w:rPr>
-          <w:rFonts w:ascii="Arial" w:hAnsi="Arial" w:cs="Arial" w:eastAsia="Arial"/>
-          <w:b/>
-          <w:color w:val="000000"/>
-          <w:sz w:val="36"/>
-        </w:rPr>
-        <w:t>OPERATION SHAMROCK</w:t>
-      </w:r>
-      <w:r>
-        <w:rPr>
-          <w:rFonts w:ascii="Arial" w:hAnsi="Arial" w:cs="Arial" w:eastAsia="Arial"/>
-          <w:b w:val="0"/>
-          <w:color w:val="000000"/>
-          <w:sz w:val="36"/>
-        </w:rPr>
-        <w:t xml:space="preserve"> THAT FIGHTS THIS INDUSTRY.</w:t>
-      </w:r>
-    </w:p>
-    <w:p>
-      <w:pPr>
-        <w:spacing w:lineRule="auto" w:line="276" w:before="0" w:after="0"/>
-      </w:pPr>
-      <w:r>
-        <w:rPr>
-          <w:rFonts w:ascii="Arial" w:hAnsi="Arial" w:cs="Arial" w:eastAsia="Arial"/>
-          <w:b w:val="0"/>
-          <w:color w:val="000000"/>
-          <w:sz w:val="36"/>
-        </w:rPr>
-      </w:r>
-    </w:p>
-    <w:p>
-      <w:pPr>
-        <w:spacing w:lineRule="auto" w:line="276" w:before="0" w:after="0"/>
-      </w:pPr>
-      <w:r>
-        <w:rPr>
-          <w:rFonts w:ascii="Arial" w:hAnsi="Arial" w:cs="Arial" w:eastAsia="Arial"/>
-          <w:b w:val="0"/>
-          <w:color w:val="000000"/>
-          <w:sz w:val="36"/>
-        </w:rPr>
-        <w:t>-SHE SAYS A FEW SECONDS OF YOUR VOICE PRODUCES SOMETHING THAT SOUNDS EXACTLY LIKE YOU.</w:t>
-      </w:r>
-    </w:p>
-    <w:p>
-      <w:pPr>
-        <w:spacing w:lineRule="auto" w:line="276" w:before="0" w:after="0"/>
-      </w:pPr>
-      <w:r>
-        <w:rPr>
-          <w:rFonts w:ascii="Arial" w:hAnsi="Arial" w:cs="Arial" w:eastAsia="Arial"/>
-          <w:b w:val="0"/>
-          <w:color w:val="000000"/>
-          <w:sz w:val="36"/>
-        </w:rPr>
-      </w:r>
-    </w:p>
-    <w:p>
-      <w:pPr>
-        <w:spacing w:lineRule="auto" w:line="276" w:before="0" w:after="0"/>
-      </w:pPr>
-      <w:r>
-        <w:rPr>
-          <w:rFonts w:ascii="Arial" w:hAnsi="Arial" w:cs="Arial" w:eastAsia="Arial"/>
-          <w:b w:val="0"/>
-          <w:color w:val="000000"/>
-          <w:sz w:val="36"/>
-        </w:rPr>
-        <w:t>-AND SHE GIVES YOU THE CLEANEST TEST OUT THERE FOR ANY SCAM CALL.</w:t>
-      </w:r>
-    </w:p>
-    <w:p>
-      <w:pPr>
-        <w:spacing w:lineRule="auto" w:line="276" w:before="0" w:after="0"/>
-      </w:pPr>
-      <w:r>
-        <w:rPr>
-          <w:rFonts w:ascii="Arial" w:hAnsi="Arial" w:cs="Arial" w:eastAsia="Arial"/>
-          <w:b w:val="0"/>
-          <w:color w:val="000000"/>
-          <w:sz w:val="36"/>
-        </w:rPr>
-      </w:r>
-    </w:p>
-    <w:p>
-      <w:pPr>
-        <w:spacing w:lineRule="auto" w:line="276" w:before="0" w:after="0"/>
-      </w:pPr>
-      <w:r>
-        <w:rPr>
-          <w:rFonts w:ascii="Arial" w:hAnsi="Arial" w:cs="Arial" w:eastAsia="Arial"/>
-          <w:b w:val="0"/>
-          <w:color w:val="000000"/>
-          <w:sz w:val="36"/>
-        </w:rPr>
-        <w:t>-ANXIETY... PLUS IMMEDIATE ACTION... PLUS MOVING MONEY.</w:t>
-      </w:r>
-    </w:p>
-    <w:p>
-      <w:pPr>
-        <w:spacing w:lineRule="auto" w:line="276" w:before="0" w:after="0"/>
-      </w:pPr>
-      <w:r>
-        <w:rPr>
-          <w:rFonts w:ascii="Arial" w:hAnsi="Arial" w:cs="Arial" w:eastAsia="Arial"/>
-          <w:b w:val="0"/>
-          <w:color w:val="000000"/>
-          <w:sz w:val="36"/>
-        </w:rPr>
-      </w:r>
-    </w:p>
-    <w:p>
-      <w:pPr>
-        <w:spacing w:lineRule="auto" w:line="276" w:before="0" w:after="0"/>
-      </w:pPr>
-      <w:r>
-        <w:rPr>
-          <w:rFonts w:ascii="Arial" w:hAnsi="Arial" w:cs="Arial" w:eastAsia="Arial"/>
-          <w:b w:val="0"/>
-          <w:color w:val="000000"/>
-          <w:sz w:val="36"/>
-        </w:rPr>
-        <w:t>-YOU GET ALL THREE AT ONCE, IT IS A SCAM. EVERY TIME!!</w:t>
-      </w:r>
-    </w:p>
-    <w:p>
-      <w:pPr>
-        <w:spacing w:lineRule="auto" w:line="276" w:before="0" w:after="0"/>
-      </w:pPr>
-      <w:r>
-        <w:rPr>
-          <w:rFonts w:ascii="Arial" w:hAnsi="Arial" w:cs="Arial" w:eastAsia="Arial"/>
-          <w:b w:val="0"/>
-          <w:color w:val="000000"/>
-          <w:sz w:val="36"/>
-        </w:rPr>
-      </w:r>
-    </w:p>
-    <w:p>
-      <w:pPr>
-        <w:spacing w:lineRule="auto" w:line="276" w:before="0" w:after="0"/>
-      </w:pPr>
-      <w:r>
-        <w:rPr>
-          <w:rFonts w:ascii="Arial" w:hAnsi="Arial" w:cs="Arial" w:eastAsia="Arial"/>
-          <w:b w:val="0"/>
-          <w:color w:val="000000"/>
-          <w:sz w:val="36"/>
-        </w:rPr>
-        <w:t>-LET HER EXPLAIN WHY SHE THINKS THIS ONLY GETS WORSE FROM HERE.</w:t>
+        <w:t xml:space="preserve">-ERIN WEST IS A FORMER PROSECUTOR WHO RUNS OPERATION SHAMROCK AND FIGHTS THIS INDUSTRY FULL TIME.</w:t>
+      </w:r>
+    </w:p>
+    <w:p>
+      <w:pPr>
+        <w:spacing w:lineRule="auto" w:line="276" w:before="0" w:after="0"/>
+      </w:pPr>
+      <w:r>
+        <w:rPr>
+          <w:rFonts w:ascii="Arial" w:hAnsi="Arial" w:cs="Arial" w:eastAsia="Arial"/>
+          <w:b w:val="0"/>
+          <w:color w:val="000000"/>
+          <w:sz w:val="36"/>
+        </w:rPr>
+      </w:r>
+    </w:p>
+    <w:p>
+      <w:pPr>
+        <w:spacing w:lineRule="auto" w:line="276" w:before="0" w:after="0"/>
+      </w:pPr>
+      <w:r>
+        <w:rPr>
+          <w:rFonts w:ascii="Arial" w:hAnsi="Arial" w:cs="Arial" w:eastAsia="Arial"/>
+          <w:b w:val="0"/>
+          <w:color w:val="000000"/>
+          <w:sz w:val="36"/>
+        </w:rPr>
+        <w:t xml:space="preserve">-SHE JUST TESTIFIED ABOUT ALL OF THIS IN FRONT OF CONGRESS.</w:t>
+      </w:r>
+    </w:p>
+    <w:p>
+      <w:pPr>
+        <w:spacing w:lineRule="auto" w:line="276" w:before="0" w:after="0"/>
+      </w:pPr>
+      <w:r>
+        <w:rPr>
+          <w:rFonts w:ascii="Arial" w:hAnsi="Arial" w:cs="Arial" w:eastAsia="Arial"/>
+          <w:b w:val="0"/>
+          <w:color w:val="000000"/>
+          <w:sz w:val="36"/>
+        </w:rPr>
+      </w:r>
+    </w:p>
+    <w:p>
+      <w:pPr>
+        <w:spacing w:lineRule="auto" w:line="276" w:before="0" w:after="0"/>
+      </w:pPr>
+      <w:r>
+        <w:rPr>
+          <w:rFonts w:ascii="Arial" w:hAnsi="Arial" w:cs="Arial" w:eastAsia="Arial"/>
+          <w:b w:val="0"/>
+          <w:color w:val="000000"/>
+          <w:sz w:val="36"/>
+        </w:rPr>
+        <w:t xml:space="preserve">-SHE SAYS THESE ARE NOT A PILE OF SEPARATE SCAMS. IT IS ONE GLOBAL CRIMINAL ECONOMY.</w:t>
+      </w:r>
+    </w:p>
+    <w:p>
+      <w:pPr>
+        <w:spacing w:lineRule="auto" w:line="276" w:before="0" w:after="0"/>
+      </w:pPr>
+      <w:r>
+        <w:rPr>
+          <w:rFonts w:ascii="Arial" w:hAnsi="Arial" w:cs="Arial" w:eastAsia="Arial"/>
+          <w:b w:val="0"/>
+          <w:color w:val="000000"/>
+          <w:sz w:val="36"/>
+        </w:rPr>
+      </w:r>
+    </w:p>
+    <w:p>
+      <w:pPr>
+        <w:spacing w:lineRule="auto" w:line="276" w:before="0" w:after="0"/>
+      </w:pPr>
+      <w:r>
+        <w:rPr>
+          <w:rFonts w:ascii="Arial" w:hAnsi="Arial" w:cs="Arial" w:eastAsia="Arial"/>
+          <w:b w:val="0"/>
+          <w:color w:val="000000"/>
+          <w:sz w:val="36"/>
+        </w:rPr>
+        <w:t xml:space="preserve">-AND SHE TOLD CONGRESS ABOUT VICTIMS WHO HAD TO BUILD THEIR OWN CASES, BECAUSE NOBODY ELSE WOULD.</w:t>
+      </w:r>
+    </w:p>
+    <w:p>
+      <w:pPr>
+        <w:spacing w:lineRule="auto" w:line="276" w:before="0" w:after="0"/>
+      </w:pPr>
+      <w:r>
+        <w:rPr>
+          <w:rFonts w:ascii="Arial" w:hAnsi="Arial" w:cs="Arial" w:eastAsia="Arial"/>
+          <w:b w:val="0"/>
+          <w:color w:val="000000"/>
+          <w:sz w:val="36"/>
+        </w:rPr>
+      </w:r>
+    </w:p>
+    <w:p>
+      <w:pPr>
+        <w:spacing w:lineRule="auto" w:line="276" w:before="0" w:after="0"/>
+      </w:pPr>
+      <w:r>
+        <w:rPr>
+          <w:rFonts w:ascii="Arial" w:hAnsi="Arial" w:cs="Arial" w:eastAsia="Arial"/>
+          <w:b w:val="0"/>
+          <w:color w:val="000000"/>
+          <w:sz w:val="36"/>
+        </w:rPr>
+        <w:t xml:space="preserve">-A PARALEGAL IN WISCONSIN TRACKED DOWN FOUR SUSPECTS HERSELF!!</w:t>
+      </w:r>
+    </w:p>
+    <w:p>
+      <w:pPr>
+        <w:spacing w:lineRule="auto" w:line="276" w:before="0" w:after="0"/>
+      </w:pPr>
+      <w:r>
+        <w:rPr>
+          <w:rFonts w:ascii="Arial" w:hAnsi="Arial" w:cs="Arial" w:eastAsia="Arial"/>
+          <w:b w:val="0"/>
+          <w:color w:val="000000"/>
+          <w:sz w:val="36"/>
+        </w:rPr>
+      </w:r>
+    </w:p>
+    <w:p>
+      <w:pPr>
+        <w:spacing w:lineRule="auto" w:line="276" w:before="0" w:after="0"/>
+      </w:pPr>
+      <w:r>
+        <w:rPr>
+          <w:rFonts w:ascii="Arial" w:hAnsi="Arial" w:cs="Arial" w:eastAsia="Arial"/>
+          <w:b w:val="0"/>
+          <w:color w:val="000000"/>
+          <w:sz w:val="36"/>
+        </w:rPr>
+        <w:t xml:space="preserve">-LISTEN TO THE QUESTION SHE SAYS THIS COUNTRY HAS TO ANSWER.</w:t>
       </w:r>
     </w:p>
     <w:p>
@@ -3278,24 +3188,73 @@
         <w:rPr>
           <w:rFonts w:ascii="Arial" w:hAnsi="Arial" w:cs="Arial" w:eastAsia="Arial"/>
           <w:b/>
-          <w:color w:val="C0392B"/>
-          <w:sz w:val="36"/>
-        </w:rPr>
-        <w:t xml:space="preserve">F2C-B05 — explainer_demo / horizontal  ·  NO CLIP FOUND</w:t>
-      </w:r>
-    </w:p>
-    <w:p>
-      <w:pPr>
-        <w:spacing w:lineRule="auto" w:line="276" w:before="0" w:after="0"/>
-      </w:pPr>
-      <w:r>
-        <w:rPr>
-          <w:rFonts w:ascii="Arial" w:hAnsi="Arial" w:cs="Arial" w:eastAsia="Arial"/>
-          <w:b w:val="0"/>
-          <w:color w:val="C0392B"/>
-          <w:sz w:val="36"/>
-        </w:rPr>
-        <w:t xml:space="preserve">no clip found — Nothing cleared 55 on FIT. Five Erin West sources were graded, roughly 2.5 hours of transcript in total, and none of them contains what Jeff sets up.</w:t>
+          <w:color w:val="1155CC"/>
+          <w:sz w:val="36"/>
+        </w:rPr>
+        <w:t xml:space="preserve">F2C-B05 — explainer_demo / horizontal</w:t>
+      </w:r>
+    </w:p>
+    <w:p>
+      <w:pPr>
+        <w:spacing w:lineRule="auto" w:line="276" w:before="0" w:after="0"/>
+      </w:pPr>
+      <w:r>
+        <w:rPr>
+          <w:rFonts w:ascii="Arial" w:hAnsi="Arial" w:cs="Arial" w:eastAsia="Arial"/>
+          <w:b w:val="0"/>
+          <w:color w:val="1155CC"/>
+          <w:sz w:val="36"/>
+        </w:rPr>
+        <w:t xml:space="preserve">Operation Shamrock's Erin West Exposes China-Linked “Scamdemic” Draining Americans’ Life Savings  —  </w:t>
+      </w:r>
+      <w:hyperlink r:id="rIdClip5">
+        <w:r>
+          <w:rPr>
+            <w:rFonts w:ascii="Arial" w:hAnsi="Arial" w:cs="Arial" w:eastAsia="Arial"/>
+            <w:b w:val="0"/>
+            <w:color w:val="1155CC"/>
+            <w:u w:val="single"/>
+            <w:sz w:val="36"/>
+          </w:rPr>
+          <w:t xml:space="preserve">https://www.youtube.com/watch?v=4vLlIbdwNhY</w:t>
+        </w:r>
+      </w:hyperlink>
+    </w:p>
+    <w:p>
+      <w:pPr>
+        <w:spacing w:lineRule="auto" w:line="276" w:before="0" w:after="0"/>
+      </w:pPr>
+      <w:r>
+        <w:rPr>
+          <w:rFonts w:ascii="Arial" w:hAnsi="Arial" w:cs="Arial" w:eastAsia="Arial"/>
+          <w:b/>
+          <w:color w:val="1155CC"/>
+          <w:sz w:val="36"/>
+        </w:rPr>
+        <w:t xml:space="preserve">IN 2:02 – OUT 2:47</w:t>
+      </w:r>
+      <w:r>
+        <w:rPr>
+          <w:rFonts w:ascii="Arial" w:hAnsi="Arial" w:cs="Arial" w:eastAsia="Arial"/>
+          <w:b w:val="0"/>
+          <w:color w:val="1155CC"/>
+          <w:sz w:val="36"/>
+        </w:rPr>
+        <w:t xml:space="preserve">   OUTCUE: “scamdemic.”</w:t>
+      </w:r>
+    </w:p>
+    <w:p>
+      <w:pPr>
+        <w:spacing w:lineRule="auto" w:line="276" w:before="0" w:after="0"/>
+      </w:pPr>
+      <w:r>
+        <w:rPr>
+          <w:rFonts w:ascii="Arial" w:hAnsi="Arial" w:cs="Arial" w:eastAsia="Arial"/>
+          <w:b w:val="0"/>
+          <w:color w:val="B7791F"/>
+          <w:sz w:val="36"/>
+        </w:rPr>
+        <w:t xml:space="preserve">NOTE: beat was rewritten at Checkpoint 3; the anxiety/action/money test moved to Jeff's protect-yourself block as his own line, unattributed</w:t>
       </w:r>
     </w:p>
     <w:p>
@@ -3591,7 +3550,7 @@
         </w:rPr>
         <w:t xml:space="preserve">Olathe police warn of scam claiming child abduction, demanding money  —  </w:t>
       </w:r>
-      <w:hyperlink r:id="rIdClip5">
+      <w:hyperlink r:id="rIdClip6">
         <w:r>
           <w:rPr>
             <w:rFonts w:ascii="Arial" w:hAnsi="Arial" w:cs="Arial" w:eastAsia="Arial"/>
@@ -3858,7 +3817,7 @@
           <w:color w:val="FF0000"/>
           <w:sz w:val="36"/>
         </w:rPr>
-        <w:t>(((DECIDE - DO WE ADD A BUST BEAT HERE? THERE IS NO CONFIRMED A-I VOICE CLONING PROSECUTION ON VIDEO. CLOSEST IS A SEPT 2025 DOJ GRANDPARENT-SCAM INDICTMENT, 13 CHARGED, 5 MILLION, FIVE STATES - NOT THE A-I ANGLE. PRODUCER TO CONFIRM OR WE DROP IT.)))</w:t>
+        <w:t xml:space="preserve">(((RESOLVED - BUST BEAT ADDED. NO A-I CLONING PROSECUTION EXISTS; SETUP SAYS SO OUT LOUD AND RUNS THE MONEY-RING BUST INSTEAD.)))</w:t>
       </w:r>
     </w:p>
     <w:p>
@@ -3869,26 +3828,270 @@
         <w:rPr>
           <w:rFonts w:ascii="Arial" w:hAnsi="Arial" w:cs="Arial" w:eastAsia="Arial"/>
           <w:b/>
-          <w:color w:val="B7791F"/>
-          <w:sz w:val="36"/>
-        </w:rPr>
-        <w:t xml:space="preserve">F2C-B10 — confrontation_bust / horizontal  ·  PRODUCER-GATED, DO NOT CUT UNTIL APPROVED</w:t>
-      </w:r>
-    </w:p>
-    <w:p>
-      <w:pPr>
-        <w:spacing w:lineRule="auto" w:line="276" w:before="0" w:after="0"/>
-      </w:pPr>
-      <w:r>
-        <w:rPr>
-          <w:rFonts w:ascii="Arial" w:hAnsi="Arial" w:cs="Arial" w:eastAsia="Arial"/>
-          <w:b w:val="0"/>
+          <w:color w:val="000000"/>
+          <w:sz w:val="36"/>
+        </w:rPr>
+        <w:t xml:space="preserve">SO DOES ANYBODY EVER GET CAUGHT? SOMETIMES, YES!!</w:t>
+      </w:r>
+    </w:p>
+    <w:p>
+      <w:pPr>
+        <w:spacing w:lineRule="auto" w:line="276" w:before="0" w:after="0"/>
+      </w:pPr>
+      <w:r>
+        <w:rPr>
+          <w:rFonts w:ascii="Arial" w:hAnsi="Arial" w:cs="Arial" w:eastAsia="Arial"/>
+          <w:b w:val="0"/>
+          <w:color w:val="000000"/>
+          <w:sz w:val="36"/>
+        </w:rPr>
+      </w:r>
+    </w:p>
+    <w:p>
+      <w:pPr>
+        <w:spacing w:lineRule="auto" w:line="276" w:before="0" w:after="0"/>
+      </w:pPr>
+      <w:r>
+        <w:rPr>
+          <w:rFonts w:ascii="Arial" w:hAnsi="Arial" w:cs="Arial" w:eastAsia="Arial"/>
+          <w:b w:val="0"/>
+          <w:color w:val="000000"/>
+          <w:sz w:val="36"/>
+        </w:rPr>
+        <w:t xml:space="preserve">-NOBODY HAS BEEN PROSECUTED YET FOR CLONING A CHILD'S VOICE. NOT ONE CASE ANYWHERE.</w:t>
+      </w:r>
+    </w:p>
+    <w:p>
+      <w:pPr>
+        <w:spacing w:lineRule="auto" w:line="276" w:before="0" w:after="0"/>
+      </w:pPr>
+      <w:r>
+        <w:rPr>
+          <w:rFonts w:ascii="Arial" w:hAnsi="Arial" w:cs="Arial" w:eastAsia="Arial"/>
+          <w:b w:val="0"/>
+          <w:color w:val="000000"/>
+          <w:sz w:val="36"/>
+        </w:rPr>
+      </w:r>
+    </w:p>
+    <w:p>
+      <w:pPr>
+        <w:spacing w:lineRule="auto" w:line="276" w:before="0" w:after="0"/>
+      </w:pPr>
+      <w:r>
+        <w:rPr>
+          <w:rFonts w:ascii="Arial" w:hAnsi="Arial" w:cs="Arial" w:eastAsia="Arial"/>
+          <w:b w:val="0"/>
+          <w:color w:val="000000"/>
+          <w:sz w:val="36"/>
+        </w:rPr>
+        <w:t xml:space="preserve">-BUT THE RINGS THAT MOVE THE MONEY? THOSE DO GET BUSTED.</w:t>
+      </w:r>
+    </w:p>
+    <w:p>
+      <w:pPr>
+        <w:spacing w:lineRule="auto" w:line="276" w:before="0" w:after="0"/>
+      </w:pPr>
+      <w:r>
+        <w:rPr>
+          <w:rFonts w:ascii="Arial" w:hAnsi="Arial" w:cs="Arial" w:eastAsia="Arial"/>
+          <w:b w:val="0"/>
+          <w:color w:val="000000"/>
+          <w:sz w:val="36"/>
+        </w:rPr>
+      </w:r>
+    </w:p>
+    <w:p>
+      <w:pPr>
+        <w:spacing w:lineRule="auto" w:line="276" w:before="0" w:after="0"/>
+      </w:pPr>
+      <w:r>
+        <w:rPr>
+          <w:rFonts w:ascii="Arial" w:hAnsi="Arial" w:cs="Arial" w:eastAsia="Arial"/>
+          <w:b w:val="0"/>
+          <w:color w:val="000000"/>
+          <w:sz w:val="36"/>
+        </w:rPr>
+        <w:t xml:space="preserve">-THE F-B-I SPENT FIVE YEARS ON ONE OF THEM.</w:t>
+      </w:r>
+    </w:p>
+    <w:p>
+      <w:pPr>
+        <w:spacing w:lineRule="auto" w:line="276" w:before="0" w:after="0"/>
+      </w:pPr>
+      <w:r>
+        <w:rPr>
+          <w:rFonts w:ascii="Arial" w:hAnsi="Arial" w:cs="Arial" w:eastAsia="Arial"/>
+          <w:b w:val="0"/>
+          <w:color w:val="000000"/>
+          <w:sz w:val="36"/>
+        </w:rPr>
+      </w:r>
+    </w:p>
+    <w:p>
+      <w:pPr>
+        <w:spacing w:lineRule="auto" w:line="276" w:before="0" w:after="0"/>
+      </w:pPr>
+      <w:r>
+        <w:rPr>
+          <w:rFonts w:ascii="Arial" w:hAnsi="Arial" w:cs="Arial" w:eastAsia="Arial"/>
+          <w:b w:val="0"/>
+          <w:color w:val="000000"/>
+          <w:sz w:val="36"/>
+        </w:rPr>
+        <w:t xml:space="preserve">-IT STARTED WITH PACKAGES GOING TO EMPTY HOUSES IN BALTIMORE.</w:t>
+      </w:r>
+    </w:p>
+    <w:p>
+      <w:pPr>
+        <w:spacing w:lineRule="auto" w:line="276" w:before="0" w:after="0"/>
+      </w:pPr>
+      <w:r>
+        <w:rPr>
+          <w:rFonts w:ascii="Arial" w:hAnsi="Arial" w:cs="Arial" w:eastAsia="Arial"/>
+          <w:b w:val="0"/>
+          <w:color w:val="000000"/>
+          <w:sz w:val="36"/>
+        </w:rPr>
+      </w:r>
+    </w:p>
+    <w:p>
+      <w:pPr>
+        <w:spacing w:lineRule="auto" w:line="276" w:before="0" w:after="0"/>
+      </w:pPr>
+      <w:r>
+        <w:rPr>
+          <w:rFonts w:ascii="Arial" w:hAnsi="Arial" w:cs="Arial" w:eastAsia="Arial"/>
+          <w:b w:val="0"/>
+          <w:color w:val="000000"/>
+          <w:sz w:val="36"/>
+        </w:rPr>
+        <w:t xml:space="preserve">-THIRTEEN PEOPLE CHARGED. EIGHTY-FIVE VICTIMS. TWO AND A HALF MILLION DOLLARS.</w:t>
+      </w:r>
+    </w:p>
+    <w:p>
+      <w:pPr>
+        <w:spacing w:lineRule="auto" w:line="276" w:before="0" w:after="0"/>
+      </w:pPr>
+      <w:r>
+        <w:rPr>
+          <w:rFonts w:ascii="Arial" w:hAnsi="Arial" w:cs="Arial" w:eastAsia="Arial"/>
+          <w:b w:val="0"/>
+          <w:color w:val="000000"/>
+          <w:sz w:val="36"/>
+        </w:rPr>
+      </w:r>
+    </w:p>
+    <w:p>
+      <w:pPr>
+        <w:spacing w:lineRule="auto" w:line="276" w:before="0" w:after="0"/>
+      </w:pPr>
+      <w:r>
+        <w:rPr>
+          <w:rFonts w:ascii="Arial" w:hAnsi="Arial" w:cs="Arial" w:eastAsia="Arial"/>
+          <w:b w:val="0"/>
+          <w:color w:val="000000"/>
+          <w:sz w:val="36"/>
+        </w:rPr>
+        <w:t xml:space="preserve">-AND ONE OF THOSE VICTIMS WAS HIT WITH A REPLICATED VOICE.</w:t>
+      </w:r>
+    </w:p>
+    <w:p>
+      <w:pPr>
+        <w:spacing w:lineRule="auto" w:line="276" w:before="0" w:after="0"/>
+      </w:pPr>
+      <w:r>
+        <w:rPr>
+          <w:rFonts w:ascii="Arial" w:hAnsi="Arial" w:cs="Arial" w:eastAsia="Arial"/>
+          <w:b w:val="0"/>
+          <w:color w:val="000000"/>
+          <w:sz w:val="36"/>
+        </w:rPr>
+      </w:r>
+    </w:p>
+    <w:p>
+      <w:pPr>
+        <w:spacing w:lineRule="auto" w:line="276" w:before="0" w:after="0"/>
+      </w:pPr>
+      <w:r>
+        <w:rPr>
+          <w:rFonts w:ascii="Arial" w:hAnsi="Arial" w:cs="Arial" w:eastAsia="Arial"/>
+          <w:b w:val="0"/>
+          <w:color w:val="000000"/>
+          <w:sz w:val="36"/>
+        </w:rPr>
+        <w:t xml:space="preserve">-HERE IS WHAT THE AGENTS SAID WHEN THEY FINALLY CONNECTED IT ALL.</w:t>
+      </w:r>
+    </w:p>
+    <w:p>
+      <w:pPr>
+        <w:spacing w:lineRule="auto" w:line="276" w:before="0" w:after="0"/>
+      </w:pPr>
+      <w:r>
+        <w:rPr>
+          <w:rFonts w:ascii="Arial" w:hAnsi="Arial" w:cs="Arial" w:eastAsia="Arial"/>
+          <w:b w:val="0"/>
+          <w:color w:val="000000"/>
+          <w:sz w:val="36"/>
+        </w:rPr>
+      </w:r>
+    </w:p>
+    <w:p>
+      <w:pPr>
+        <w:spacing w:lineRule="auto" w:line="276" w:before="0" w:after="0"/>
+      </w:pPr>
+      <w:r>
+        <w:rPr>
+          <w:rFonts w:ascii="Arial" w:hAnsi="Arial" w:cs="Arial" w:eastAsia="Arial"/>
+          <w:b/>
+          <w:color w:val="FF0000"/>
+          <w:sz w:val="36"/>
+        </w:rPr>
+        <w:t xml:space="preserve">(((PLAY CLIP XXX HORIZONTAL)))</w:t>
+      </w:r>
+    </w:p>
+    <w:p>
+      <w:pPr>
+        <w:spacing w:lineRule="auto" w:line="276" w:before="0" w:after="0"/>
+      </w:pPr>
+      <w:r>
+        <w:rPr>
+          <w:rFonts w:ascii="Arial" w:hAnsi="Arial" w:cs="Arial" w:eastAsia="Arial"/>
+          <w:b/>
+          <w:color w:val="FF0000"/>
+          <w:sz w:val="36"/>
+        </w:rPr>
+        <w:t xml:space="preserve">OUT:</w:t>
+      </w:r>
+    </w:p>
+    <w:p>
+      <w:pPr>
+        <w:spacing w:lineRule="auto" w:line="276" w:before="0" w:after="0"/>
+      </w:pPr>
+      <w:r>
+        <w:rPr>
+          <w:rFonts w:ascii="Arial" w:hAnsi="Arial" w:cs="Arial" w:eastAsia="Arial"/>
+          <w:b/>
           <w:color w:val="1155CC"/>
           <w:sz w:val="36"/>
         </w:rPr>
+        <w:t xml:space="preserve">F2C-B10 — confrontation_bust / horizontal</w:t>
+      </w:r>
+    </w:p>
+    <w:p>
+      <w:pPr>
+        <w:spacing w:lineRule="auto" w:line="276" w:before="0" w:after="0"/>
+      </w:pPr>
+      <w:r>
+        <w:rPr>
+          <w:rFonts w:ascii="Arial" w:hAnsi="Arial" w:cs="Arial" w:eastAsia="Arial"/>
+          <w:b w:val="0"/>
+          <w:color w:val="1155CC"/>
+          <w:sz w:val="36"/>
+        </w:rPr>
         <w:t xml:space="preserve">13 Canadians charged in 'grandparent scam' investigation case that started in Baltimore  —  </w:t>
       </w:r>
-      <w:hyperlink r:id="rIdClip6">
+      <w:hyperlink r:id="rIdClip7">
         <w:r>
           <w:rPr>
             <w:rFonts w:ascii="Arial" w:hAnsi="Arial" w:cs="Arial" w:eastAsia="Arial"/>
@@ -3935,7 +4138,7 @@
           <w:color w:val="B7791F"/>
           <w:sz w:val="36"/>
         </w:rPr>
-        <w:t xml:space="preserve">NOTE: PRODUCER-GATED: no PLAY CLIP marker exists for this beat. Do not cut until approved.</w:t>
+        <w:t xml:space="preserve">NOTE: setup rewritten at Checkpoint 3 to match what this tape actually says (13 charged, 85 victims, $2.5M, Baltimore origin) rather than the unverified DOJ figures in the producer note</w:t>
       </w:r>
     </w:p>
     <w:p>
@@ -3949,7 +4152,7 @@
           <w:color w:val="B7791F"/>
           <w:sz w:val="36"/>
         </w:rPr>
-        <w:t xml:space="preserve">NOTE: the indictment is a grandparent-scam ring, not an AI-voice prosecution — the script's stated doubt is correct</w:t>
+        <w:t xml:space="preserve">NOTE: no AI-cloning prosecution exists; the script now says so out loud instead of implying one</w:t>
       </w:r>
     </w:p>
     <w:p>
@@ -4247,6 +4450,60 @@
           <w:sz w:val="36"/>
         </w:rPr>
         <w:t>-ANYBODY WHO TELLS YOU TO STAY ON THE LINE AND TELL NOBODY IS RUNNING A SCAM!!</w:t>
+      </w:r>
+    </w:p>
+    <w:p>
+      <w:pPr>
+        <w:spacing w:lineRule="auto" w:line="276" w:before="0" w:after="0"/>
+      </w:pPr>
+      <w:r>
+        <w:rPr>
+          <w:rFonts w:ascii="Arial" w:hAnsi="Arial" w:cs="Arial" w:eastAsia="Arial"/>
+          <w:b w:val="0"/>
+          <w:color w:val="000000"/>
+          <w:sz w:val="36"/>
+        </w:rPr>
+      </w:r>
+    </w:p>
+    <w:p>
+      <w:pPr>
+        <w:spacing w:lineRule="auto" w:line="276" w:before="0" w:after="0"/>
+      </w:pPr>
+      <w:r>
+        <w:rPr>
+          <w:rFonts w:ascii="Arial" w:hAnsi="Arial" w:cs="Arial" w:eastAsia="Arial"/>
+          <w:b w:val="0"/>
+          <w:color w:val="000000"/>
+          <w:sz w:val="36"/>
+        </w:rPr>
+        <w:t xml:space="preserve">-AND LEARN THE THREE-PART TEST... ANXIETY... PLUS IMMEDIATE ACTION... PLUS MOVING MONEY.</w:t>
+      </w:r>
+    </w:p>
+    <w:p>
+      <w:pPr>
+        <w:spacing w:lineRule="auto" w:line="276" w:before="0" w:after="0"/>
+      </w:pPr>
+      <w:r>
+        <w:rPr>
+          <w:rFonts w:ascii="Arial" w:hAnsi="Arial" w:cs="Arial" w:eastAsia="Arial"/>
+          <w:b w:val="0"/>
+          <w:color w:val="000000"/>
+          <w:sz w:val="36"/>
+        </w:rPr>
+      </w:r>
+    </w:p>
+    <w:p>
+      <w:pPr>
+        <w:spacing w:lineRule="auto" w:line="276" w:before="0" w:after="0"/>
+      </w:pPr>
+      <w:r>
+        <w:rPr>
+          <w:rFonts w:ascii="Arial" w:hAnsi="Arial" w:cs="Arial" w:eastAsia="Arial"/>
+          <w:b w:val="0"/>
+          <w:color w:val="000000"/>
+          <w:sz w:val="36"/>
+        </w:rPr>
+        <w:t xml:space="preserve">-YOU GET ALL THREE ON ONE CALL, IT IS A SCAM. EVERY TIME!!</w:t>
       </w:r>
     </w:p>
     <w:p>
@@ -5532,7 +5789,7 @@
         </w:rPr>
         <w:t xml:space="preserve">Literally billions of unclaimed funds in every state. Go get your money  —  </w:t>
       </w:r>
-      <w:hyperlink r:id="rIdClip7">
+      <w:hyperlink r:id="rIdClip8">
         <w:r>
           <w:rPr>
             <w:rFonts w:ascii="Arial" w:hAnsi="Arial" w:cs="Arial" w:eastAsia="Arial"/>
@@ -5637,6 +5894,33 @@
           <w:color w:val="000000"/>
           <w:sz w:val="36"/>
         </w:rPr>
+        <w:t xml:space="preserve">-WHEN THIS FIRST BLEW UP, VIRGINIA'S TREASURY SAID THE FLOOD OF CLAIMS CAME STRAIGHT FROM TIKTOK.</w:t>
+      </w:r>
+    </w:p>
+    <w:p>
+      <w:pPr>
+        <w:spacing w:lineRule="auto" w:line="276" w:before="0" w:after="0"/>
+      </w:pPr>
+      <w:r>
+        <w:rPr>
+          <w:rFonts w:ascii="Arial" w:hAnsi="Arial" w:cs="Arial" w:eastAsia="Arial"/>
+          <w:b w:val="0"/>
+          <w:color w:val="000000"/>
+          <w:sz w:val="36"/>
+        </w:rPr>
+      </w:r>
+    </w:p>
+    <w:p>
+      <w:pPr>
+        <w:spacing w:lineRule="auto" w:line="276" w:before="0" w:after="0"/>
+      </w:pPr>
+      <w:r>
+        <w:rPr>
+          <w:rFonts w:ascii="Arial" w:hAnsi="Arial" w:cs="Arial" w:eastAsia="Arial"/>
+          <w:b w:val="0"/>
+          <w:color w:val="000000"/>
+          <w:sz w:val="36"/>
+        </w:rPr>
         <w:t>-</w:t>
       </w:r>
       <w:r>
@@ -5646,51 +5930,6 @@
           <w:color w:val="000000"/>
           <w:sz w:val="36"/>
         </w:rPr>
-        <w:t>VIRGINIA'S TREASURY</w:t>
-      </w:r>
-      <w:r>
-        <w:rPr>
-          <w:rFonts w:ascii="Arial" w:hAnsi="Arial" w:cs="Arial" w:eastAsia="Arial"/>
-          <w:b w:val="0"/>
-          <w:color w:val="000000"/>
-          <w:sz w:val="36"/>
-        </w:rPr>
-        <w:t xml:space="preserve"> SAID THE FLOOD OF CLAIMS WAS DIRECTLY BECAUSE OF TIKTOK.</w:t>
-      </w:r>
-    </w:p>
-    <w:p>
-      <w:pPr>
-        <w:spacing w:lineRule="auto" w:line="276" w:before="0" w:after="0"/>
-      </w:pPr>
-      <w:r>
-        <w:rPr>
-          <w:rFonts w:ascii="Arial" w:hAnsi="Arial" w:cs="Arial" w:eastAsia="Arial"/>
-          <w:b w:val="0"/>
-          <w:color w:val="000000"/>
-          <w:sz w:val="36"/>
-        </w:rPr>
-      </w:r>
-    </w:p>
-    <w:p>
-      <w:pPr>
-        <w:spacing w:lineRule="auto" w:line="276" w:before="0" w:after="0"/>
-      </w:pPr>
-      <w:r>
-        <w:rPr>
-          <w:rFonts w:ascii="Arial" w:hAnsi="Arial" w:cs="Arial" w:eastAsia="Arial"/>
-          <w:b w:val="0"/>
-          <w:color w:val="000000"/>
-          <w:sz w:val="36"/>
-        </w:rPr>
-        <w:t>-</w:t>
-      </w:r>
-      <w:r>
-        <w:rPr>
-          <w:rFonts w:ascii="Arial" w:hAnsi="Arial" w:cs="Arial" w:eastAsia="Arial"/>
-          <w:b/>
-          <w:color w:val="000000"/>
-          <w:sz w:val="36"/>
-        </w:rPr>
         <w:t>BRADLEY EARL</w:t>
       </w:r>
       <w:r>
@@ -5754,25 +5993,34 @@
           <w:color w:val="000000"/>
           <w:sz w:val="36"/>
         </w:rPr>
-        <w:t xml:space="preserve">-VIRGINIA SAYS AN APPROVED CLAIM CAN PAY OUT IN ABOUT </w:t>
-      </w:r>
-      <w:r>
-        <w:rPr>
-          <w:rFonts w:ascii="Arial" w:hAnsi="Arial" w:cs="Arial" w:eastAsia="Arial"/>
-          <w:b/>
-          <w:color w:val="000000"/>
-          <w:sz w:val="36"/>
-        </w:rPr>
-        <w:t>TEN DAYS</w:t>
-      </w:r>
-      <w:r>
-        <w:rPr>
-          <w:rFonts w:ascii="Arial" w:hAnsi="Arial" w:cs="Arial" w:eastAsia="Arial"/>
-          <w:b w:val="0"/>
-          <w:color w:val="000000"/>
-          <w:sz w:val="36"/>
-        </w:rPr>
-        <w:t>.</w:t>
+        <w:t xml:space="preserve">-THAT YEAR THEY PAID OUT A RECORD 46 MILLION DOLLARS ON 50,000 CLAIMS... DOUBLE THE YEAR BEFORE.</w:t>
+      </w:r>
+    </w:p>
+    <w:p>
+      <w:pPr>
+        <w:spacing w:lineRule="auto" w:line="276" w:before="0" w:after="0"/>
+      </w:pPr>
+      <w:r>
+        <w:rPr>
+          <w:rFonts w:ascii="Arial" w:hAnsi="Arial" w:cs="Arial" w:eastAsia="Arial"/>
+          <w:b w:val="0"/>
+          <w:color w:val="000000"/>
+          <w:sz w:val="36"/>
+        </w:rPr>
+      </w:r>
+    </w:p>
+    <w:p>
+      <w:pPr>
+        <w:spacing w:lineRule="auto" w:line="276" w:before="0" w:after="0"/>
+      </w:pPr>
+      <w:r>
+        <w:rPr>
+          <w:rFonts w:ascii="Arial" w:hAnsi="Arial" w:cs="Arial" w:eastAsia="Arial"/>
+          <w:b w:val="0"/>
+          <w:color w:val="000000"/>
+          <w:sz w:val="36"/>
+        </w:rPr>
+        <w:t xml:space="preserve">-AND VIRGINIA SAYS AN APPROVED CLAIM CAN PAY OUT IN ABOUT TEN DAYS.</w:t>
       </w:r>
     </w:p>
     <w:p>
@@ -5915,7 +6163,7 @@
         </w:rPr>
         <w:t xml:space="preserve">Virginia's treasury flooded with unclaimed money requests, thanks to TikTok | FOX 5 DC  —  </w:t>
       </w:r>
-      <w:hyperlink r:id="rIdClip8">
+      <w:hyperlink r:id="rIdClip9">
         <w:r>
           <w:rPr>
             <w:rFonts w:ascii="Arial" w:hAnsi="Arial" w:cs="Arial" w:eastAsia="Arial"/>
@@ -6356,24 +6604,50 @@
         <w:rPr>
           <w:rFonts w:ascii="Arial" w:hAnsi="Arial" w:cs="Arial" w:eastAsia="Arial"/>
           <w:b/>
-          <w:color w:val="C0392B"/>
-          <w:sz w:val="36"/>
-        </w:rPr>
-        <w:t xml:space="preserve">F2C-B09 — victim_interview / vertical  ·  NO CLIP FOUND</w:t>
-      </w:r>
-    </w:p>
-    <w:p>
-      <w:pPr>
-        <w:spacing w:lineRule="auto" w:line="276" w:before="0" w:after="0"/>
-      </w:pPr>
-      <w:r>
-        <w:rPr>
-          <w:rFonts w:ascii="Arial" w:hAnsi="Arial" w:cs="Arial" w:eastAsia="Arial"/>
-          <w:b w:val="0"/>
-          <w:color w:val="C0392B"/>
-          <w:sz w:val="36"/>
-        </w:rPr>
-        <w:t xml:space="preserve">no clip found — Nothing cleared 55, on either orientation lane. Susan Udvance returns zero video coverage across 817 harvested candidates (216 vertical + 601 horizontal twin), a targeted re-query, and three direct yt-dlp searches.</w:t>
+          <w:color w:val="1155CC"/>
+          <w:sz w:val="36"/>
+        </w:rPr>
+        <w:t xml:space="preserve">F2C-B09 — victim_interview / horizontal  ·  MANUAL CLIP — no captions</w:t>
+      </w:r>
+    </w:p>
+    <w:p>
+      <w:pPr>
+        <w:spacing w:lineRule="auto" w:line="276" w:before="0" w:after="0"/>
+      </w:pPr>
+      <w:r>
+        <w:rPr>
+          <w:rFonts w:ascii="Arial" w:hAnsi="Arial" w:cs="Arial" w:eastAsia="Arial"/>
+          <w:b w:val="0"/>
+          <w:color w:val="1155CC"/>
+          <w:sz w:val="36"/>
+        </w:rPr>
+        <w:t xml:space="preserve">Illinois State Treasurer unclaimed property: Woman says legal loophole is keeping her from $19K in escrow money from failed deal  —  </w:t>
+      </w:r>
+      <w:hyperlink r:id="rIdClip10">
+        <w:r>
+          <w:rPr>
+            <w:rFonts w:ascii="Arial" w:hAnsi="Arial" w:cs="Arial" w:eastAsia="Arial"/>
+            <w:b w:val="0"/>
+            <w:color w:val="1155CC"/>
+            <w:u w:val="single"/>
+            <w:sz w:val="36"/>
+          </w:rPr>
+          <w:t xml:space="preserve">https://abc7chicago.com/post/illinois-state-treasurer-unclaimed-property-woman-says-legal-loophole-is-keeping-19k-escrow-money-failed-deal/15842229/</w:t>
+        </w:r>
+      </w:hyperlink>
+    </w:p>
+    <w:p>
+      <w:pPr>
+        <w:spacing w:lineRule="auto" w:line="276" w:before="0" w:after="0"/>
+      </w:pPr>
+      <w:r>
+        <w:rPr>
+          <w:rFonts w:ascii="Arial" w:hAnsi="Arial" w:cs="Arial" w:eastAsia="Arial"/>
+          <w:b w:val="0"/>
+          <w:color w:val="B7791F"/>
+          <w:sz w:val="36"/>
+        </w:rPr>
+        <w:t xml:space="preserve">No caption track on this source. Producer sets IN/OUT by eye.</w:t>
       </w:r>
     </w:p>
     <w:p>
@@ -6427,7 +6701,7 @@
           <w:color w:val="FF0000"/>
           <w:sz w:val="36"/>
         </w:rPr>
-        <w:t>(((DECIDE VERTICAL OR HORIZONTAL - THE ABC7 CHICAGO TIKTOK CUT IS VERTICAL, THE ORIGINAL I-TEAM PACKAGE IS HORIZONTAL.)))</w:t>
+        <w:t xml:space="preserve">(((RESOLVED - HORIZONTAL. THE ABC7 CHICAGO I-TEAM PACKAGE, JASON KNOWLES, 01-28-25. MANUAL PULL, NO CAPTIONS.)))</w:t>
       </w:r>
     </w:p>
     <w:p>

--- a/runs/F2_08122026/F2_TOP_STORIES_08122026_BIBLE_updated.docx
+++ b/runs/F2_08122026/F2_TOP_STORIES_08122026_BIBLE_updated.docx
@@ -2974,169 +2974,223 @@
           <w:color w:val="000000"/>
           <w:sz w:val="46"/>
         </w:rPr>
-        <w:t>THE WOMAN CHASING THESE GUYS CALLS THIS A SCAMDEMIC</w:t>
-      </w:r>
-    </w:p>
-    <w:p>
-      <w:pPr>
-        <w:spacing w:lineRule="auto" w:line="276" w:before="0" w:after="0"/>
-      </w:pPr>
-      <w:r>
-        <w:rPr>
-          <w:rFonts w:ascii="Arial" w:hAnsi="Arial" w:cs="Arial" w:eastAsia="Arial"/>
-          <w:b w:val="0"/>
-          <w:color w:val="000000"/>
-          <w:sz w:val="36"/>
-        </w:rPr>
-      </w:r>
-    </w:p>
-    <w:p>
-      <w:pPr>
-        <w:spacing w:lineRule="auto" w:line="276" w:before="0" w:after="0"/>
-      </w:pPr>
-      <w:r>
-        <w:rPr>
-          <w:rFonts w:ascii="Arial" w:hAnsi="Arial" w:cs="Arial" w:eastAsia="Arial"/>
-          <w:b w:val="0"/>
-          <w:color w:val="000000"/>
-          <w:sz w:val="36"/>
-        </w:rPr>
-        <w:t xml:space="preserve">-ERIN WEST IS A FORMER PROSECUTOR WHO RUNS OPERATION SHAMROCK AND FIGHTS THIS INDUSTRY FULL TIME.</w:t>
-      </w:r>
-    </w:p>
-    <w:p>
-      <w:pPr>
-        <w:spacing w:lineRule="auto" w:line="276" w:before="0" w:after="0"/>
-      </w:pPr>
-      <w:r>
-        <w:rPr>
-          <w:rFonts w:ascii="Arial" w:hAnsi="Arial" w:cs="Arial" w:eastAsia="Arial"/>
-          <w:b w:val="0"/>
-          <w:color w:val="000000"/>
-          <w:sz w:val="36"/>
-        </w:rPr>
-      </w:r>
-    </w:p>
-    <w:p>
-      <w:pPr>
-        <w:spacing w:lineRule="auto" w:line="276" w:before="0" w:after="0"/>
-      </w:pPr>
-      <w:r>
-        <w:rPr>
-          <w:rFonts w:ascii="Arial" w:hAnsi="Arial" w:cs="Arial" w:eastAsia="Arial"/>
-          <w:b w:val="0"/>
-          <w:color w:val="000000"/>
-          <w:sz w:val="36"/>
-        </w:rPr>
-        <w:t xml:space="preserve">-SHE JUST TESTIFIED ABOUT ALL OF THIS IN FRONT OF CONGRESS.</w:t>
-      </w:r>
-    </w:p>
-    <w:p>
-      <w:pPr>
-        <w:spacing w:lineRule="auto" w:line="276" w:before="0" w:after="0"/>
-      </w:pPr>
-      <w:r>
-        <w:rPr>
-          <w:rFonts w:ascii="Arial" w:hAnsi="Arial" w:cs="Arial" w:eastAsia="Arial"/>
-          <w:b w:val="0"/>
-          <w:color w:val="000000"/>
-          <w:sz w:val="36"/>
-        </w:rPr>
-      </w:r>
-    </w:p>
-    <w:p>
-      <w:pPr>
-        <w:spacing w:lineRule="auto" w:line="276" w:before="0" w:after="0"/>
-      </w:pPr>
-      <w:r>
-        <w:rPr>
-          <w:rFonts w:ascii="Arial" w:hAnsi="Arial" w:cs="Arial" w:eastAsia="Arial"/>
-          <w:b w:val="0"/>
-          <w:color w:val="000000"/>
-          <w:sz w:val="36"/>
-        </w:rPr>
-        <w:t xml:space="preserve">-SHE SAYS THESE ARE NOT A PILE OF SEPARATE SCAMS. IT IS ONE GLOBAL CRIMINAL ECONOMY.</w:t>
-      </w:r>
-    </w:p>
-    <w:p>
-      <w:pPr>
-        <w:spacing w:lineRule="auto" w:line="276" w:before="0" w:after="0"/>
-      </w:pPr>
-      <w:r>
-        <w:rPr>
-          <w:rFonts w:ascii="Arial" w:hAnsi="Arial" w:cs="Arial" w:eastAsia="Arial"/>
-          <w:b w:val="0"/>
-          <w:color w:val="000000"/>
-          <w:sz w:val="36"/>
-        </w:rPr>
-      </w:r>
-    </w:p>
-    <w:p>
-      <w:pPr>
-        <w:spacing w:lineRule="auto" w:line="276" w:before="0" w:after="0"/>
-      </w:pPr>
-      <w:r>
-        <w:rPr>
-          <w:rFonts w:ascii="Arial" w:hAnsi="Arial" w:cs="Arial" w:eastAsia="Arial"/>
-          <w:b w:val="0"/>
-          <w:color w:val="000000"/>
-          <w:sz w:val="36"/>
-        </w:rPr>
-        <w:t xml:space="preserve">-AND SHE TOLD CONGRESS ABOUT VICTIMS WHO HAD TO BUILD THEIR OWN CASES, BECAUSE NOBODY ELSE WOULD.</w:t>
-      </w:r>
-    </w:p>
-    <w:p>
-      <w:pPr>
-        <w:spacing w:lineRule="auto" w:line="276" w:before="0" w:after="0"/>
-      </w:pPr>
-      <w:r>
-        <w:rPr>
-          <w:rFonts w:ascii="Arial" w:hAnsi="Arial" w:cs="Arial" w:eastAsia="Arial"/>
-          <w:b w:val="0"/>
-          <w:color w:val="000000"/>
-          <w:sz w:val="36"/>
-        </w:rPr>
-      </w:r>
-    </w:p>
-    <w:p>
-      <w:pPr>
-        <w:spacing w:lineRule="auto" w:line="276" w:before="0" w:after="0"/>
-      </w:pPr>
-      <w:r>
-        <w:rPr>
-          <w:rFonts w:ascii="Arial" w:hAnsi="Arial" w:cs="Arial" w:eastAsia="Arial"/>
-          <w:b w:val="0"/>
-          <w:color w:val="000000"/>
-          <w:sz w:val="36"/>
-        </w:rPr>
-        <w:t xml:space="preserve">-A PARALEGAL IN WISCONSIN TRACKED DOWN FOUR SUSPECTS HERSELF!!</w:t>
-      </w:r>
-    </w:p>
-    <w:p>
-      <w:pPr>
-        <w:spacing w:lineRule="auto" w:line="276" w:before="0" w:after="0"/>
-      </w:pPr>
-      <w:r>
-        <w:rPr>
-          <w:rFonts w:ascii="Arial" w:hAnsi="Arial" w:cs="Arial" w:eastAsia="Arial"/>
-          <w:b w:val="0"/>
-          <w:color w:val="000000"/>
-          <w:sz w:val="36"/>
-        </w:rPr>
-      </w:r>
-    </w:p>
-    <w:p>
-      <w:pPr>
-        <w:spacing w:lineRule="auto" w:line="276" w:before="0" w:after="0"/>
-      </w:pPr>
-      <w:r>
-        <w:rPr>
-          <w:rFonts w:ascii="Arial" w:hAnsi="Arial" w:cs="Arial" w:eastAsia="Arial"/>
-          <w:b w:val="0"/>
-          <w:color w:val="000000"/>
-          <w:sz w:val="36"/>
-        </w:rPr>
-        <w:t xml:space="preserve">-LISTEN TO THE QUESTION SHE SAYS THIS COUNTRY HAS TO ANSWER.</w:t>
+        <w:t xml:space="preserve">SO WHY DIDN'T THEY JUST HANG UP? HERE IS THE REAL ANSWER</w:t>
+      </w:r>
+    </w:p>
+    <w:p>
+      <w:pPr>
+        <w:spacing w:lineRule="auto" w:line="276" w:before="0" w:after="0"/>
+      </w:pPr>
+      <w:r>
+        <w:rPr>
+          <w:rFonts w:ascii="Arial" w:hAnsi="Arial" w:cs="Arial" w:eastAsia="Arial"/>
+          <w:b w:val="0"/>
+          <w:color w:val="000000"/>
+          <w:sz w:val="36"/>
+        </w:rPr>
+      </w:r>
+    </w:p>
+    <w:p>
+      <w:pPr>
+        <w:spacing w:lineRule="auto" w:line="276" w:before="0" w:after="0"/>
+      </w:pPr>
+      <w:r>
+        <w:rPr>
+          <w:rFonts w:ascii="Arial" w:hAnsi="Arial" w:cs="Arial" w:eastAsia="Arial"/>
+          <w:b w:val="0"/>
+          <w:color w:val="000000"/>
+          <w:sz w:val="36"/>
+        </w:rPr>
+        <w:t xml:space="preserve">-YOU ARE SITTING THERE RIGHT NOW THINKING YOU WOULD NEVER FALL FOR THIS.</w:t>
+      </w:r>
+    </w:p>
+    <w:p>
+      <w:pPr>
+        <w:spacing w:lineRule="auto" w:line="276" w:before="0" w:after="0"/>
+      </w:pPr>
+      <w:r>
+        <w:rPr>
+          <w:rFonts w:ascii="Arial" w:hAnsi="Arial" w:cs="Arial" w:eastAsia="Arial"/>
+          <w:b w:val="0"/>
+          <w:color w:val="000000"/>
+          <w:sz w:val="36"/>
+        </w:rPr>
+      </w:r>
+    </w:p>
+    <w:p>
+      <w:pPr>
+        <w:spacing w:lineRule="auto" w:line="276" w:before="0" w:after="0"/>
+      </w:pPr>
+      <w:r>
+        <w:rPr>
+          <w:rFonts w:ascii="Arial" w:hAnsi="Arial" w:cs="Arial" w:eastAsia="Arial"/>
+          <w:b w:val="0"/>
+          <w:color w:val="000000"/>
+          <w:sz w:val="36"/>
+        </w:rPr>
+        <w:t xml:space="preserve">-CHRIS VOSS WAS THE F-B-I'S LEAD INTERNATIONAL KIDNAPPING NEGOTIATOR.</w:t>
+      </w:r>
+    </w:p>
+    <w:p>
+      <w:pPr>
+        <w:spacing w:lineRule="auto" w:line="276" w:before="0" w:after="0"/>
+      </w:pPr>
+      <w:r>
+        <w:rPr>
+          <w:rFonts w:ascii="Arial" w:hAnsi="Arial" w:cs="Arial" w:eastAsia="Arial"/>
+          <w:b w:val="0"/>
+          <w:color w:val="000000"/>
+          <w:sz w:val="36"/>
+        </w:rPr>
+      </w:r>
+    </w:p>
+    <w:p>
+      <w:pPr>
+        <w:spacing w:lineRule="auto" w:line="276" w:before="0" w:after="0"/>
+      </w:pPr>
+      <w:r>
+        <w:rPr>
+          <w:rFonts w:ascii="Arial" w:hAnsi="Arial" w:cs="Arial" w:eastAsia="Arial"/>
+          <w:b w:val="0"/>
+          <w:color w:val="000000"/>
+          <w:sz w:val="36"/>
+        </w:rPr>
+        <w:t xml:space="preserve">-HE SAYS THESE GUYS KNOW IN THE FIRST TEN SECONDS WHETHER THEY HAVE GOT YOU.</w:t>
+      </w:r>
+    </w:p>
+    <w:p>
+      <w:pPr>
+        <w:spacing w:lineRule="auto" w:line="276" w:before="0" w:after="0"/>
+      </w:pPr>
+      <w:r>
+        <w:rPr>
+          <w:rFonts w:ascii="Arial" w:hAnsi="Arial" w:cs="Arial" w:eastAsia="Arial"/>
+          <w:b w:val="0"/>
+          <w:color w:val="000000"/>
+          <w:sz w:val="36"/>
+        </w:rPr>
+      </w:r>
+    </w:p>
+    <w:p>
+      <w:pPr>
+        <w:spacing w:lineRule="auto" w:line="276" w:before="0" w:after="0"/>
+      </w:pPr>
+      <w:r>
+        <w:rPr>
+          <w:rFonts w:ascii="Arial" w:hAnsi="Arial" w:cs="Arial" w:eastAsia="Arial"/>
+          <w:b w:val="0"/>
+          <w:color w:val="000000"/>
+          <w:sz w:val="36"/>
+        </w:rPr>
+        <w:t xml:space="preserve">-AND ONCE THEY DO, SOMETHING PHYSICALLY CHANGES IN YOUR BRAIN.</w:t>
+      </w:r>
+    </w:p>
+    <w:p>
+      <w:pPr>
+        <w:spacing w:lineRule="auto" w:line="276" w:before="0" w:after="0"/>
+      </w:pPr>
+      <w:r>
+        <w:rPr>
+          <w:rFonts w:ascii="Arial" w:hAnsi="Arial" w:cs="Arial" w:eastAsia="Arial"/>
+          <w:b w:val="0"/>
+          <w:color w:val="000000"/>
+          <w:sz w:val="36"/>
+        </w:rPr>
+      </w:r>
+    </w:p>
+    <w:p>
+      <w:pPr>
+        <w:spacing w:lineRule="auto" w:line="276" w:before="0" w:after="0"/>
+      </w:pPr>
+      <w:r>
+        <w:rPr>
+          <w:rFonts w:ascii="Arial" w:hAnsi="Arial" w:cs="Arial" w:eastAsia="Arial"/>
+          <w:b w:val="0"/>
+          <w:color w:val="000000"/>
+          <w:sz w:val="36"/>
+        </w:rPr>
+        <w:t xml:space="preserve">-YOU STOP BEING ABLE TO THINK STRAIGHT. THAT IS NOT STUPIDITY, THAT IS CHEMISTRY!!</w:t>
+      </w:r>
+    </w:p>
+    <w:p>
+      <w:pPr>
+        <w:spacing w:lineRule="auto" w:line="276" w:before="0" w:after="0"/>
+      </w:pPr>
+      <w:r>
+        <w:rPr>
+          <w:rFonts w:ascii="Arial" w:hAnsi="Arial" w:cs="Arial" w:eastAsia="Arial"/>
+          <w:b w:val="0"/>
+          <w:color w:val="000000"/>
+          <w:sz w:val="36"/>
+        </w:rPr>
+      </w:r>
+    </w:p>
+    <w:p>
+      <w:pPr>
+        <w:spacing w:lineRule="auto" w:line="276" w:before="0" w:after="0"/>
+      </w:pPr>
+      <w:r>
+        <w:rPr>
+          <w:rFonts w:ascii="Arial" w:hAnsi="Arial" w:cs="Arial" w:eastAsia="Arial"/>
+          <w:b w:val="0"/>
+          <w:color w:val="000000"/>
+          <w:sz w:val="36"/>
+        </w:rPr>
+        <w:t xml:space="preserve">-HE SAYS THEY CAN ONLY HOLD YOU IN THAT STATE ABOUT AN HOUR AND A HALF.</w:t>
+      </w:r>
+    </w:p>
+    <w:p>
+      <w:pPr>
+        <w:spacing w:lineRule="auto" w:line="276" w:before="0" w:after="0"/>
+      </w:pPr>
+      <w:r>
+        <w:rPr>
+          <w:rFonts w:ascii="Arial" w:hAnsi="Arial" w:cs="Arial" w:eastAsia="Arial"/>
+          <w:b w:val="0"/>
+          <w:color w:val="000000"/>
+          <w:sz w:val="36"/>
+        </w:rPr>
+      </w:r>
+    </w:p>
+    <w:p>
+      <w:pPr>
+        <w:spacing w:lineRule="auto" w:line="276" w:before="0" w:after="0"/>
+      </w:pPr>
+      <w:r>
+        <w:rPr>
+          <w:rFonts w:ascii="Arial" w:hAnsi="Arial" w:cs="Arial" w:eastAsia="Arial"/>
+          <w:b w:val="0"/>
+          <w:color w:val="000000"/>
+          <w:sz w:val="36"/>
+        </w:rPr>
+        <w:t xml:space="preserve">-RACHEL WAS ON FOR TWO HOURS. DEBORAH WAS ON FOR FIVE!!</w:t>
+      </w:r>
+    </w:p>
+    <w:p>
+      <w:pPr>
+        <w:spacing w:lineRule="auto" w:line="276" w:before="0" w:after="0"/>
+      </w:pPr>
+      <w:r>
+        <w:rPr>
+          <w:rFonts w:ascii="Arial" w:hAnsi="Arial" w:cs="Arial" w:eastAsia="Arial"/>
+          <w:b w:val="0"/>
+          <w:color w:val="000000"/>
+          <w:sz w:val="36"/>
+        </w:rPr>
+      </w:r>
+    </w:p>
+    <w:p>
+      <w:pPr>
+        <w:spacing w:lineRule="auto" w:line="276" w:before="0" w:after="0"/>
+      </w:pPr>
+      <w:r>
+        <w:rPr>
+          <w:rFonts w:ascii="Arial" w:hAnsi="Arial" w:cs="Arial" w:eastAsia="Arial"/>
+          <w:b w:val="0"/>
+          <w:color w:val="000000"/>
+          <w:sz w:val="36"/>
+        </w:rPr>
+        <w:t xml:space="preserve">-LISTEN TO HIM EXPLAIN WHAT IS ACTUALLY HAPPENING TO YOU ON THAT CALL.</w:t>
       </w:r>
     </w:p>
     <w:p>
@@ -3205,7 +3259,7 @@
           <w:color w:val="1155CC"/>
           <w:sz w:val="36"/>
         </w:rPr>
-        <w:t xml:space="preserve">Operation Shamrock's Erin West Exposes China-Linked “Scamdemic” Draining Americans’ Life Savings  —  </w:t>
+        <w:t xml:space="preserve">Crime Watch Daily: 'Virtual Kidnapping' — FBI Expert Tells How to Fight Back, Pt. 2  —  </w:t>
       </w:r>
       <w:hyperlink r:id="rIdClip5">
         <w:r>
@@ -3216,7 +3270,7 @@
             <w:u w:val="single"/>
             <w:sz w:val="36"/>
           </w:rPr>
-          <w:t xml:space="preserve">https://www.youtube.com/watch?v=4vLlIbdwNhY</w:t>
+          <w:t xml:space="preserve">https://www.youtube.com/watch?v=w_SAFu2mfBQ</w:t>
         </w:r>
       </w:hyperlink>
     </w:p>
@@ -3231,7 +3285,7 @@
           <w:color w:val="1155CC"/>
           <w:sz w:val="36"/>
         </w:rPr>
-        <w:t xml:space="preserve">IN 2:02 – OUT 2:47</w:t>
+        <w:t xml:space="preserve">IN 2:48 – OUT 3:21</w:t>
       </w:r>
       <w:r>
         <w:rPr>
@@ -3240,7 +3294,30 @@
           <w:color w:val="1155CC"/>
           <w:sz w:val="36"/>
         </w:rPr>
-        <w:t xml:space="preserve">   OUTCUE: “scamdemic.”</w:t>
+        <w:t xml:space="preserve">   OUTCUE: “hour, hour and a half. And it wasn't”</w:t>
+      </w:r>
+    </w:p>
+    <w:p>
+      <w:pPr>
+        <w:spacing w:lineRule="auto" w:line="276" w:before="0" w:after="0"/>
+      </w:pPr>
+      <w:r>
+        <w:rPr>
+          <w:rFonts w:ascii="Arial" w:hAnsi="Arial" w:cs="Arial" w:eastAsia="Arial"/>
+          <w:b/>
+          <w:color w:val="1155CC"/>
+          <w:sz w:val="36"/>
+        </w:rPr>
+        <w:t xml:space="preserve">IN 3:53 – OUT 4:15</w:t>
+      </w:r>
+      <w:r>
+        <w:rPr>
+          <w:rFonts w:ascii="Arial" w:hAnsi="Arial" w:cs="Arial" w:eastAsia="Arial"/>
+          <w:b w:val="0"/>
+          <w:color w:val="1155CC"/>
+          <w:sz w:val="36"/>
+        </w:rPr>
+        <w:t xml:space="preserve">   OUTCUE: “pretty good money. Yep. Easy money.”</w:t>
       </w:r>
     </w:p>
     <w:p>
@@ -3254,7 +3331,35 @@
           <w:color w:val="B7791F"/>
           <w:sz w:val="36"/>
         </w:rPr>
-        <w:t xml:space="preserve">NOTE: beat was rewritten at Checkpoint 3; the anxiety/action/money test moved to Jeff's protect-yourself block as his own line, unattributed</w:t>
+        <w:t xml:space="preserve">NOTE: Crime Watch Daily archive, roughly 2017 — predates AI voice cloning, and Voss does not mention it. The mechanics he describes are unchanged; the setup is written so nothing claims otherwise.</w:t>
+      </w:r>
+    </w:p>
+    <w:p>
+      <w:pPr>
+        <w:spacing w:lineRule="auto" w:line="276" w:before="0" w:after="0"/>
+      </w:pPr>
+      <w:r>
+        <w:rPr>
+          <w:rFonts w:ascii="Arial" w:hAnsi="Arial" w:cs="Arial" w:eastAsia="Arial"/>
+          <w:b w:val="0"/>
+          <w:color w:val="B7791F"/>
+          <w:sz w:val="36"/>
+        </w:rPr>
+        <w:t xml:space="preserve">NOTE: the package OPENS graphic at 0:35 ('I have your daughter's finger... the rest of her in a body bag'). Both proposed pulls sit well clear of it, but do not extend the in-point earlier without an on-air warning.</w:t>
+      </w:r>
+    </w:p>
+    <w:p>
+      <w:pPr>
+        <w:spacing w:lineRule="auto" w:line="276" w:before="0" w:after="0"/>
+      </w:pPr>
+      <w:r>
+        <w:rPr>
+          <w:rFonts w:ascii="Arial" w:hAnsi="Arial" w:cs="Arial" w:eastAsia="Arial"/>
+          <w:b w:val="0"/>
+          <w:color w:val="B7791F"/>
+          <w:sz w:val="36"/>
+        </w:rPr>
+        <w:t xml:space="preserve">NOTE: optional third pull at 4:16-4:36 — Voss on hanging up — if the producer wants him reinforcing the protect-yourself block instead of Jeff reading it alone</w:t>
       </w:r>
     </w:p>
     <w:p>
@@ -3281,7 +3386,7 @@
           <w:color w:val="FF0000"/>
           <w:sz w:val="36"/>
         </w:rPr>
-        <w:t>(((B05 - EXPERT - ERIN WEST, OPERATION SHAMROCK / SCAMDEMIC / ANXIETY-ACTION-MONEY TEST / BUTT FROM B04, SAME PACKAGE)))</w:t>
+        <w:t xml:space="preserve">(((B05 - EXPERT - CHRIS VOSS, FORMER F-B-I LEAD KIDNAPPING NEGOTIATOR / WHY THE BRAIN STOPS WORKING ON THESE CALLS / STANDALONE SOURCE, NOT A BUTT FROM B04)))</w:t>
       </w:r>
     </w:p>
     <w:p>

--- a/runs/F2_08122026/F2_TOP_STORIES_08122026_BIBLE_updated.docx
+++ b/runs/F2_08122026/F2_TOP_STORIES_08122026_BIBLE_updated.docx
@@ -3413,178 +3413,223 @@
           <w:color w:val="000000"/>
           <w:sz w:val="46"/>
         </w:rPr>
-        <w:t>NOW POLICE IN KANSAS ARE WARNING WHOLE NEIGHBORHOODS ABOUT THIS!</w:t>
-      </w:r>
-    </w:p>
-    <w:p>
-      <w:pPr>
-        <w:spacing w:lineRule="auto" w:line="276" w:before="0" w:after="0"/>
-      </w:pPr>
-      <w:r>
-        <w:rPr>
-          <w:rFonts w:ascii="Arial" w:hAnsi="Arial" w:cs="Arial" w:eastAsia="Arial"/>
-          <w:b w:val="0"/>
-          <w:color w:val="000000"/>
-          <w:sz w:val="36"/>
-        </w:rPr>
-      </w:r>
-    </w:p>
-    <w:p>
-      <w:pPr>
-        <w:spacing w:lineRule="auto" w:line="276" w:before="0" w:after="0"/>
-      </w:pPr>
-      <w:r>
-        <w:rPr>
-          <w:rFonts w:ascii="Arial" w:hAnsi="Arial" w:cs="Arial" w:eastAsia="Arial"/>
-          <w:b w:val="0"/>
-          <w:color w:val="000000"/>
-          <w:sz w:val="36"/>
-        </w:rPr>
-        <w:t xml:space="preserve">-THE </w:t>
-      </w:r>
-      <w:r>
-        <w:rPr>
-          <w:rFonts w:ascii="Arial" w:hAnsi="Arial" w:cs="Arial" w:eastAsia="Arial"/>
-          <w:b/>
-          <w:color w:val="000000"/>
-          <w:sz w:val="36"/>
-        </w:rPr>
-        <w:t>OLATHE, KANSAS POLICE DEPARTMENT</w:t>
-      </w:r>
-      <w:r>
-        <w:rPr>
-          <w:rFonts w:ascii="Arial" w:hAnsi="Arial" w:cs="Arial" w:eastAsia="Arial"/>
-          <w:b w:val="0"/>
-          <w:color w:val="000000"/>
-          <w:sz w:val="36"/>
-        </w:rPr>
-        <w:t xml:space="preserve"> SAYS IT HAS TAKEN </w:t>
-      </w:r>
-      <w:r>
-        <w:rPr>
-          <w:rFonts w:ascii="Arial" w:hAnsi="Arial" w:cs="Arial" w:eastAsia="Arial"/>
-          <w:b/>
-          <w:color w:val="000000"/>
-          <w:sz w:val="36"/>
-        </w:rPr>
-        <w:t>MULTIPLE REPORTS</w:t>
-      </w:r>
-      <w:r>
-        <w:rPr>
-          <w:rFonts w:ascii="Arial" w:hAnsi="Arial" w:cs="Arial" w:eastAsia="Arial"/>
-          <w:b w:val="0"/>
-          <w:color w:val="000000"/>
-          <w:sz w:val="36"/>
-        </w:rPr>
-        <w:t xml:space="preserve"> OF THIS EXACT CALL.</w:t>
-      </w:r>
-    </w:p>
-    <w:p>
-      <w:pPr>
-        <w:spacing w:lineRule="auto" w:line="276" w:before="0" w:after="0"/>
-      </w:pPr>
-      <w:r>
-        <w:rPr>
-          <w:rFonts w:ascii="Arial" w:hAnsi="Arial" w:cs="Arial" w:eastAsia="Arial"/>
-          <w:b w:val="0"/>
-          <w:color w:val="000000"/>
-          <w:sz w:val="36"/>
-        </w:rPr>
-      </w:r>
-    </w:p>
-    <w:p>
-      <w:pPr>
-        <w:spacing w:lineRule="auto" w:line="276" w:before="0" w:after="0"/>
-      </w:pPr>
-      <w:r>
-        <w:rPr>
-          <w:rFonts w:ascii="Arial" w:hAnsi="Arial" w:cs="Arial" w:eastAsia="Arial"/>
-          <w:b w:val="0"/>
-          <w:color w:val="000000"/>
-          <w:sz w:val="36"/>
-        </w:rPr>
-        <w:t>-THE SCRIPT IS ALWAYS THE SAME... YOUR CHILD WAS IN A CRASH, AND NOW WE HAVE THEM.</w:t>
-      </w:r>
-    </w:p>
-    <w:p>
-      <w:pPr>
-        <w:spacing w:lineRule="auto" w:line="276" w:before="0" w:after="0"/>
-      </w:pPr>
-      <w:r>
-        <w:rPr>
-          <w:rFonts w:ascii="Arial" w:hAnsi="Arial" w:cs="Arial" w:eastAsia="Arial"/>
-          <w:b w:val="0"/>
-          <w:color w:val="000000"/>
-          <w:sz w:val="36"/>
-        </w:rPr>
-      </w:r>
-    </w:p>
-    <w:p>
-      <w:pPr>
-        <w:spacing w:lineRule="auto" w:line="276" w:before="0" w:after="0"/>
-      </w:pPr>
-      <w:r>
-        <w:rPr>
-          <w:rFonts w:ascii="Arial" w:hAnsi="Arial" w:cs="Arial" w:eastAsia="Arial"/>
-          <w:b w:val="0"/>
-          <w:color w:val="000000"/>
-          <w:sz w:val="36"/>
-        </w:rPr>
-        <w:t>-THEY DEMAND MONEY IMMEDIATELY AND THEY MAKE VIOLENT THREATS!!</w:t>
-      </w:r>
-    </w:p>
-    <w:p>
-      <w:pPr>
-        <w:spacing w:lineRule="auto" w:line="276" w:before="0" w:after="0"/>
-      </w:pPr>
-      <w:r>
-        <w:rPr>
-          <w:rFonts w:ascii="Arial" w:hAnsi="Arial" w:cs="Arial" w:eastAsia="Arial"/>
-          <w:b w:val="0"/>
-          <w:color w:val="000000"/>
-          <w:sz w:val="36"/>
-        </w:rPr>
-      </w:r>
-    </w:p>
-    <w:p>
-      <w:pPr>
-        <w:spacing w:lineRule="auto" w:line="276" w:before="0" w:after="0"/>
-      </w:pPr>
-      <w:r>
-        <w:rPr>
-          <w:rFonts w:ascii="Arial" w:hAnsi="Arial" w:cs="Arial" w:eastAsia="Arial"/>
-          <w:b w:val="0"/>
-          <w:color w:val="000000"/>
-          <w:sz w:val="36"/>
-        </w:rPr>
-        <w:t>-AND THEY PLAY SOMETHING THAT SOUNDS LIKE THE CHILD'S VOICE.</w:t>
-      </w:r>
-    </w:p>
-    <w:p>
-      <w:pPr>
-        <w:spacing w:lineRule="auto" w:line="276" w:before="0" w:after="0"/>
-      </w:pPr>
-      <w:r>
-        <w:rPr>
-          <w:rFonts w:ascii="Arial" w:hAnsi="Arial" w:cs="Arial" w:eastAsia="Arial"/>
-          <w:b w:val="0"/>
-          <w:color w:val="000000"/>
-          <w:sz w:val="36"/>
-        </w:rPr>
-      </w:r>
-    </w:p>
-    <w:p>
-      <w:pPr>
-        <w:spacing w:lineRule="auto" w:line="276" w:before="0" w:after="0"/>
-      </w:pPr>
-      <w:r>
-        <w:rPr>
-          <w:rFonts w:ascii="Arial" w:hAnsi="Arial" w:cs="Arial" w:eastAsia="Arial"/>
-          <w:b w:val="0"/>
-          <w:color w:val="000000"/>
-          <w:sz w:val="36"/>
-        </w:rPr>
-        <w:t>-HERE IS WHAT POLICE WANT EVERY PARENT AND GRANDPARENT TO KNOW.</w:t>
+        <w:t xml:space="preserve">THEY ARE WORKING THROUGH WHOLE SCHOOL DISTRICTS NOW</w:t>
+      </w:r>
+    </w:p>
+    <w:p>
+      <w:pPr>
+        <w:spacing w:lineRule="auto" w:line="276" w:before="0" w:after="0"/>
+      </w:pPr>
+      <w:r>
+        <w:rPr>
+          <w:rFonts w:ascii="Arial" w:hAnsi="Arial" w:cs="Arial" w:eastAsia="Arial"/>
+          <w:b w:val="0"/>
+          <w:color w:val="000000"/>
+          <w:sz w:val="36"/>
+        </w:rPr>
+      </w:r>
+    </w:p>
+    <w:p>
+      <w:pPr>
+        <w:spacing w:lineRule="auto" w:line="276" w:before="0" w:after="0"/>
+      </w:pPr>
+      <w:r>
+        <w:rPr>
+          <w:rFonts w:ascii="Arial" w:hAnsi="Arial" w:cs="Arial" w:eastAsia="Arial"/>
+          <w:b w:val="0"/>
+          <w:color w:val="000000"/>
+          <w:sz w:val="36"/>
+        </w:rPr>
+        <w:t xml:space="preserve">-THIS IS NOT RANDOM ANYMORE. THEY ARE GOING SCHOOL BY SCHOOL.</w:t>
+      </w:r>
+    </w:p>
+    <w:p>
+      <w:pPr>
+        <w:spacing w:lineRule="auto" w:line="276" w:before="0" w:after="0"/>
+      </w:pPr>
+      <w:r>
+        <w:rPr>
+          <w:rFonts w:ascii="Arial" w:hAnsi="Arial" w:cs="Arial" w:eastAsia="Arial"/>
+          <w:b w:val="0"/>
+          <w:color w:val="000000"/>
+          <w:sz w:val="36"/>
+        </w:rPr>
+      </w:r>
+    </w:p>
+    <w:p>
+      <w:pPr>
+        <w:spacing w:lineRule="auto" w:line="276" w:before="0" w:after="0"/>
+      </w:pPr>
+      <w:r>
+        <w:rPr>
+          <w:rFonts w:ascii="Arial" w:hAnsi="Arial" w:cs="Arial" w:eastAsia="Arial"/>
+          <w:b w:val="0"/>
+          <w:color w:val="000000"/>
+          <w:sz w:val="36"/>
+        </w:rPr>
+        <w:t xml:space="preserve">-OUTSIDE PORTLAND, FOUR DISTRICTS PUT OUT THE SAME WARNING AT THE SAME TIME.</w:t>
+      </w:r>
+    </w:p>
+    <w:p>
+      <w:pPr>
+        <w:spacing w:lineRule="auto" w:line="276" w:before="0" w:after="0"/>
+      </w:pPr>
+      <w:r>
+        <w:rPr>
+          <w:rFonts w:ascii="Arial" w:hAnsi="Arial" w:cs="Arial" w:eastAsia="Arial"/>
+          <w:b w:val="0"/>
+          <w:color w:val="000000"/>
+          <w:sz w:val="36"/>
+        </w:rPr>
+      </w:r>
+    </w:p>
+    <w:p>
+      <w:pPr>
+        <w:spacing w:lineRule="auto" w:line="276" w:before="0" w:after="0"/>
+      </w:pPr>
+      <w:r>
+        <w:rPr>
+          <w:rFonts w:ascii="Arial" w:hAnsi="Arial" w:cs="Arial" w:eastAsia="Arial"/>
+          <w:b w:val="0"/>
+          <w:color w:val="000000"/>
+          <w:sz w:val="36"/>
+        </w:rPr>
+        <w:t xml:space="preserve">-THEY CALLED PARENTS OF GRADE SCHOOLERS AND SPOKE THEIR OWN LANGUAGE BACK TO THEM.</w:t>
+      </w:r>
+    </w:p>
+    <w:p>
+      <w:pPr>
+        <w:spacing w:lineRule="auto" w:line="276" w:before="0" w:after="0"/>
+      </w:pPr>
+      <w:r>
+        <w:rPr>
+          <w:rFonts w:ascii="Arial" w:hAnsi="Arial" w:cs="Arial" w:eastAsia="Arial"/>
+          <w:b w:val="0"/>
+          <w:color w:val="000000"/>
+          <w:sz w:val="36"/>
+        </w:rPr>
+      </w:r>
+    </w:p>
+    <w:p>
+      <w:pPr>
+        <w:spacing w:lineRule="auto" w:line="276" w:before="0" w:after="0"/>
+      </w:pPr>
+      <w:r>
+        <w:rPr>
+          <w:rFonts w:ascii="Arial" w:hAnsi="Arial" w:cs="Arial" w:eastAsia="Arial"/>
+          <w:b w:val="0"/>
+          <w:color w:val="000000"/>
+          <w:sz w:val="36"/>
+        </w:rPr>
+        <w:t xml:space="preserve">-AND THEY PLAYED A CHILD'S VOICE UNDERNEATH IT. THAT PART IS THE A-I.</w:t>
+      </w:r>
+    </w:p>
+    <w:p>
+      <w:pPr>
+        <w:spacing w:lineRule="auto" w:line="276" w:before="0" w:after="0"/>
+      </w:pPr>
+      <w:r>
+        <w:rPr>
+          <w:rFonts w:ascii="Arial" w:hAnsi="Arial" w:cs="Arial" w:eastAsia="Arial"/>
+          <w:b w:val="0"/>
+          <w:color w:val="000000"/>
+          <w:sz w:val="36"/>
+        </w:rPr>
+      </w:r>
+    </w:p>
+    <w:p>
+      <w:pPr>
+        <w:spacing w:lineRule="auto" w:line="276" w:before="0" w:after="0"/>
+      </w:pPr>
+      <w:r>
+        <w:rPr>
+          <w:rFonts w:ascii="Arial" w:hAnsi="Arial" w:cs="Arial" w:eastAsia="Arial"/>
+          <w:b w:val="0"/>
+          <w:color w:val="000000"/>
+          <w:sz w:val="36"/>
+        </w:rPr>
+        <w:t xml:space="preserve">-THEN THEY WENT STRAIGHT AT A COLLEGE FOOTBALL ROSTER.</w:t>
+      </w:r>
+    </w:p>
+    <w:p>
+      <w:pPr>
+        <w:spacing w:lineRule="auto" w:line="276" w:before="0" w:after="0"/>
+      </w:pPr>
+      <w:r>
+        <w:rPr>
+          <w:rFonts w:ascii="Arial" w:hAnsi="Arial" w:cs="Arial" w:eastAsia="Arial"/>
+          <w:b w:val="0"/>
+          <w:color w:val="000000"/>
+          <w:sz w:val="36"/>
+        </w:rPr>
+      </w:r>
+    </w:p>
+    <w:p>
+      <w:pPr>
+        <w:spacing w:lineRule="auto" w:line="276" w:before="0" w:after="0"/>
+      </w:pPr>
+      <w:r>
+        <w:rPr>
+          <w:rFonts w:ascii="Arial" w:hAnsi="Arial" w:cs="Arial" w:eastAsia="Arial"/>
+          <w:b w:val="0"/>
+          <w:color w:val="000000"/>
+          <w:sz w:val="36"/>
+        </w:rPr>
+        <w:t xml:space="preserve">-FIVE OREGON STATE FAMILIES GOT THE CALL. ONE OF THEM PAID!!</w:t>
+      </w:r>
+    </w:p>
+    <w:p>
+      <w:pPr>
+        <w:spacing w:lineRule="auto" w:line="276" w:before="0" w:after="0"/>
+      </w:pPr>
+      <w:r>
+        <w:rPr>
+          <w:rFonts w:ascii="Arial" w:hAnsi="Arial" w:cs="Arial" w:eastAsia="Arial"/>
+          <w:b w:val="0"/>
+          <w:color w:val="000000"/>
+          <w:sz w:val="36"/>
+        </w:rPr>
+      </w:r>
+    </w:p>
+    <w:p>
+      <w:pPr>
+        <w:spacing w:lineRule="auto" w:line="276" w:before="0" w:after="0"/>
+      </w:pPr>
+      <w:r>
+        <w:rPr>
+          <w:rFonts w:ascii="Arial" w:hAnsi="Arial" w:cs="Arial" w:eastAsia="Arial"/>
+          <w:b w:val="0"/>
+          <w:color w:val="000000"/>
+          <w:sz w:val="36"/>
+        </w:rPr>
+        <w:t xml:space="preserve">-GARY OVERMAN'S SON JAKE WAS HOME ON BREAK THE WHOLE TIME.</w:t>
+      </w:r>
+    </w:p>
+    <w:p>
+      <w:pPr>
+        <w:spacing w:lineRule="auto" w:line="276" w:before="0" w:after="0"/>
+      </w:pPr>
+      <w:r>
+        <w:rPr>
+          <w:rFonts w:ascii="Arial" w:hAnsi="Arial" w:cs="Arial" w:eastAsia="Arial"/>
+          <w:b w:val="0"/>
+          <w:color w:val="000000"/>
+          <w:sz w:val="36"/>
+        </w:rPr>
+      </w:r>
+    </w:p>
+    <w:p>
+      <w:pPr>
+        <w:spacing w:lineRule="auto" w:line="276" w:before="0" w:after="0"/>
+      </w:pPr>
+      <w:r>
+        <w:rPr>
+          <w:rFonts w:ascii="Arial" w:hAnsi="Arial" w:cs="Arial" w:eastAsia="Arial"/>
+          <w:b w:val="0"/>
+          <w:color w:val="000000"/>
+          <w:sz w:val="36"/>
+        </w:rPr>
+        <w:t xml:space="preserve">-WATCH HOW ORGANIZED THIS IS.</w:t>
       </w:r>
     </w:p>
     <w:p>
@@ -3639,7 +3684,7 @@
           <w:color w:val="1155CC"/>
           <w:sz w:val="36"/>
         </w:rPr>
-        <w:t xml:space="preserve">F2C-B06 — authority_report / horizontal  ·  MANUAL CLIP — no captions</w:t>
+        <w:t xml:space="preserve">F2C-B06 — authority_report / horizontal</w:t>
       </w:r>
     </w:p>
     <w:p>
@@ -3653,7 +3698,7 @@
           <w:color w:val="1155CC"/>
           <w:sz w:val="36"/>
         </w:rPr>
-        <w:t xml:space="preserve">Olathe police warn of scam claiming child abduction, demanding money  —  </w:t>
+        <w:t xml:space="preserve">Kidnapping scam targeting local parents of students using artificial intelligence technology  —  </w:t>
       </w:r>
       <w:hyperlink r:id="rIdClip6">
         <w:r>
@@ -3664,7 +3709,7 @@
             <w:u w:val="single"/>
             <w:sz w:val="36"/>
           </w:rPr>
-          <w:t xml:space="preserve">https://www.kmbc.com/article/olathe-police-warn-scam-child-abduction-money/70238283</w:t>
+          <w:t xml:space="preserve">https://www.youtube.com/watch?v=539-qM7kNFE</w:t>
         </w:r>
       </w:hyperlink>
     </w:p>
@@ -3675,11 +3720,71 @@
       <w:r>
         <w:rPr>
           <w:rFonts w:ascii="Arial" w:hAnsi="Arial" w:cs="Arial" w:eastAsia="Arial"/>
+          <w:b/>
+          <w:color w:val="1155CC"/>
+          <w:sz w:val="36"/>
+        </w:rPr>
+        <w:t xml:space="preserve">IN 0:21 – OUT 1:06</w:t>
+      </w:r>
+      <w:r>
+        <w:rPr>
+          <w:rFonts w:ascii="Arial" w:hAnsi="Arial" w:cs="Arial" w:eastAsia="Arial"/>
+          <w:b w:val="0"/>
+          <w:color w:val="1155CC"/>
+          <w:sz w:val="36"/>
+        </w:rPr>
+        <w:t xml:space="preserve">   OUTCUE: “Centennial Park Rose and Gresham Barlow”</w:t>
+      </w:r>
+    </w:p>
+    <w:p>
+      <w:pPr>
+        <w:spacing w:lineRule="auto" w:line="276" w:before="0" w:after="0"/>
+      </w:pPr>
+      <w:r>
+        <w:rPr>
+          <w:rFonts w:ascii="Arial" w:hAnsi="Arial" w:cs="Arial" w:eastAsia="Arial"/>
+          <w:b/>
+          <w:color w:val="1155CC"/>
+          <w:sz w:val="36"/>
+        </w:rPr>
+        <w:t xml:space="preserve">IN 1:52 – OUT 2:29</w:t>
+      </w:r>
+      <w:r>
+        <w:rPr>
+          <w:rFonts w:ascii="Arial" w:hAnsi="Arial" w:cs="Arial" w:eastAsia="Arial"/>
+          <w:b w:val="0"/>
+          <w:color w:val="1155CC"/>
+          <w:sz w:val="36"/>
+        </w:rPr>
+        <w:t xml:space="preserve">   OUTCUE: “players sadly one family made a payment”</w:t>
+      </w:r>
+    </w:p>
+    <w:p>
+      <w:pPr>
+        <w:spacing w:lineRule="auto" w:line="276" w:before="0" w:after="0"/>
+      </w:pPr>
+      <w:r>
+        <w:rPr>
+          <w:rFonts w:ascii="Arial" w:hAnsi="Arial" w:cs="Arial" w:eastAsia="Arial"/>
           <w:b w:val="0"/>
           <w:color w:val="B7791F"/>
           <w:sz w:val="36"/>
         </w:rPr>
-        <w:t xml:space="preserve">No caption track on this source. Producer sets IN/OUT by eye.</w:t>
+        <w:t xml:space="preserve">NOTE: KGW upload 2023-05-09 — setup is written as an ongoing pattern and claims no recency</w:t>
+      </w:r>
+    </w:p>
+    <w:p>
+      <w:pPr>
+        <w:spacing w:lineRule="auto" w:line="276" w:before="0" w:after="0"/>
+      </w:pPr>
+      <w:r>
+        <w:rPr>
+          <w:rFonts w:ascii="Arial" w:hAnsi="Arial" w:cs="Arial" w:eastAsia="Arial"/>
+          <w:b w:val="0"/>
+          <w:color w:val="B7791F"/>
+          <w:sz w:val="36"/>
+        </w:rPr>
+        <w:t xml:space="preserve">NOTE: auto-captions garble two phrases mid-package ('Imam', 'Pam', 'DSs'); neither falls inside a proposed pull</w:t>
       </w:r>
     </w:p>
     <w:p>
@@ -3706,7 +3811,7 @@
           <w:color w:val="FF0000"/>
           <w:sz w:val="36"/>
         </w:rPr>
-        <w:t>(((B06 - POLICE WARNING - OLATHE KANSAS PD / MULTIPLE REPORTS / CRASH-THEN-KIDNAP SCRIPT / VIOLENT THREATS / KCTV 02-03-26)))</w:t>
+        <w:t xml:space="preserve">(((B06 - SCOPE - KGW PORTLAND / FOUR SCHOOL DISTRICTS WARNING AT ONCE + FIVE OREGON STATE FOOTBALL FAMILIES / A-I CHILD VOICE / GARY OVERMAN)))</w:t>
       </w:r>
     </w:p>
     <w:p>
